--- a/zht/docx/012.content.docx
+++ b/zht/docx/012.content.docx
@@ -150,26 +150,6 @@
           <w:lang w:val="zh_TW" w:bidi="zh_TW"/>
         </w:rPr>
         <w:t>chun</w:t>
-      </w:r>
-      <w:r>
-        <w:rPr>
-          <w:lang w:val="zh_TW" w:bidi="zh_TW"/>
-        </w:rPr>
-      </w:r>
-    </w:p>
-    <w:p>
-      <w:pPr/>
-      <w:r>
-        <w:rPr>
-          <w:lang w:val="zh_TW" w:bidi="zh_TW"/>
-        </w:rPr>
-      </w:r>
-      <w:r>
-        <w:rPr>
-          <w:i/>
-          <w:lang w:val="zh_TW" w:bidi="zh_TW"/>
-        </w:rPr>
-        <w:t>純正的敬拜</w:t>
       </w:r>
       <w:r>
         <w:rPr>

--- a/zht/docx/012.content.docx
+++ b/zht/docx/012.content.docx
@@ -19,7 +19,7 @@
         <w:rPr>
           <w:lang w:val="zh_TW" w:bidi="zh_TW"/>
         </w:rPr>
-        <w:t>Resource: Study Notes - Themes (Tyndale)</w:t>
+        <w:t>Resource: Tyndale Open Study Notes</w:t>
       </w:r>
       <w:r>
         <w:rPr>
@@ -112,7 +112,7 @@
         <w:rPr>
           <w:lang w:val="zh_TW" w:bidi="zh_TW"/>
         </w:rPr>
-        <w:t>Study Notes - Themes (Tyndale)</w:t>
+        <w:t>Tyndale Open Study Notes</w:t>
       </w:r>
     </w:p>
     <w:p>

--- a/zht/docx/012.content.docx
+++ b/zht/docx/012.content.docx
@@ -149,7 +149,7 @@
         <w:rPr>
           <w:lang w:val="zh_TW" w:bidi="zh_TW"/>
         </w:rPr>
-        <w:t>chun</w:t>
+        <w:t>da</w:t>
       </w:r>
       <w:r>
         <w:rPr>
@@ -212,7 +212,7 @@
         <w:rPr>
           <w:lang w:val="zh_TW" w:bidi="zh_TW"/>
         </w:rPr>
-        <w:t>純正的敬拜</w:t>
+        <w:t>大衛面對敵意領袖的回應</w:t>
       </w:r>
       <w:r>
         <w:rPr>
@@ -231,7 +231,7 @@
         <w:rPr>
           <w:lang w:val="zh_TW" w:bidi="zh_TW"/>
         </w:rPr>
-        <w:t>神與以色列人建立關係開始，祂就為他們預備敬拜的方式，使他們的敬拜能蒙祂悅納（</w:t>
+        <w:t>當大衛漸漸成功時，掃羅王便成了他的敵人。因為掃羅王不忠，神棄絕了他，聖靈的膏抹則臨到大衛身上（</w:t>
       </w:r>
       <w:hyperlink r:id="rId13">
         <w:r>
@@ -242,14 +242,14 @@
             <w:color w:val="0000EE"/>
             <w:u w:val="single"/>
           </w:rPr>
-          <w:t>出20–40</w:t>
+          <w:t>撒上15:1–16:14</w:t>
         </w:r>
       </w:hyperlink>
       <w:r>
         <w:rPr>
           <w:lang w:val="zh_TW" w:bidi="zh_TW"/>
         </w:rPr>
-        <w:t>；</w:t>
+        <w:t>）。當掃羅心裡煩亂時，大衛彈琴安撫他（</w:t>
       </w:r>
       <w:hyperlink r:id="rId14">
         <w:r>
@@ -260,14 +260,50 @@
             <w:color w:val="0000EE"/>
             <w:u w:val="single"/>
           </w:rPr>
-          <w:t>利1–8</w:t>
+          <w:t>16:15–23</w:t>
         </w:r>
       </w:hyperlink>
       <w:r>
         <w:rPr>
           <w:lang w:val="zh_TW" w:bidi="zh_TW"/>
         </w:rPr>
-        <w:t>）。耶和華對祂子民的心意之一，就是要他們獻上純正的敬拜。</w:t>
+        <w:t>）；當以色列面臨哥利亞的威脅時，大衛勇敢迎戰，顯出他是有能力且成功的年輕戰士（</w:t>
+      </w:r>
+      <w:hyperlink r:id="rId15">
+        <w:r>
+          <w:rPr>
+            <w:lang w:val="zh_TW" w:bidi="zh_TW"/>
+          </w:rPr>
+          <w:rPr>
+            <w:color w:val="0000EE"/>
+            <w:u w:val="single"/>
+          </w:rPr>
+          <w:t>撒上17章</w:t>
+        </w:r>
+      </w:hyperlink>
+      <w:r>
+        <w:rPr>
+          <w:lang w:val="zh_TW" w:bidi="zh_TW"/>
+        </w:rPr>
+        <w:t>）。人們開始注意大衛、稱讚他的戰功，掃羅便感到恐懼與妒忌（</w:t>
+      </w:r>
+      <w:hyperlink r:id="rId16">
+        <w:r>
+          <w:rPr>
+            <w:lang w:val="zh_TW" w:bidi="zh_TW"/>
+          </w:rPr>
+          <w:rPr>
+            <w:color w:val="0000EE"/>
+            <w:u w:val="single"/>
+          </w:rPr>
+          <w:t>18:6–9</w:t>
+        </w:r>
+      </w:hyperlink>
+      <w:r>
+        <w:rPr>
+          <w:lang w:val="zh_TW" w:bidi="zh_TW"/>
+        </w:rPr>
+        <w:t>），這份妒忌不久就變成忿怒、狂怒，最後是殺意。</w:t>
       </w:r>
     </w:p>
     <w:p>
@@ -281,21 +317,9 @@
         <w:rPr>
           <w:lang w:val="zh_TW" w:bidi="zh_TW"/>
         </w:rPr>
-        <w:t>當所羅門王建造聖殿為永久的敬拜場所時，他謹慎「為耶和華－我神的名」建造了</w:t>
-      </w:r>
-      <w:r>
-        <w:rPr>
-          <w:lang w:val="zh_TW" w:bidi="zh_TW"/>
-        </w:rPr>
-        <w:t>「殿</w:t>
-      </w:r>
-      <w:r>
-        <w:rPr>
-          <w:lang w:val="zh_TW" w:bidi="zh_TW"/>
-        </w:rPr>
-        <w:t>」（</w:t>
-      </w:r>
-      <w:hyperlink r:id="rId15">
+        <w:t>掃羅曾兩次想用槍刺死大衛（</w:t>
+      </w:r>
+      <w:hyperlink r:id="rId17">
         <w:r>
           <w:rPr>
             <w:lang w:val="zh_TW" w:bidi="zh_TW"/>
@@ -304,16 +328,16 @@
             <w:color w:val="0000EE"/>
             <w:u w:val="single"/>
           </w:rPr>
-          <w:t>王上5:3–5</w:t>
+          <w:t>撒上18:10–11</w:t>
         </w:r>
       </w:hyperlink>
       <w:r>
         <w:rPr>
           <w:lang w:val="zh_TW" w:bidi="zh_TW"/>
         </w:rPr>
-        <w:t>）。他按照神所指示的設計施工，將約櫃安放在至聖所中，並將這座殿獻給耶和華（</w:t>
-      </w:r>
-      <w:hyperlink r:id="rId16">
+        <w:t>），但大衛仍然繼續為他效力。他帶領掃羅的軍隊（</w:t>
+      </w:r>
+      <w:hyperlink r:id="rId18">
         <w:r>
           <w:rPr>
             <w:lang w:val="zh_TW" w:bidi="zh_TW"/>
@@ -322,16 +346,16 @@
             <w:color w:val="0000EE"/>
             <w:u w:val="single"/>
           </w:rPr>
-          <w:t>8:1–11</w:t>
+          <w:t>18:13</w:t>
         </w:r>
       </w:hyperlink>
       <w:r>
         <w:rPr>
           <w:lang w:val="zh_TW" w:bidi="zh_TW"/>
         </w:rPr>
-        <w:t>；見</w:t>
-      </w:r>
-      <w:hyperlink r:id="rId17">
+        <w:t>），又娶了掃羅的女兒為妻（</w:t>
+      </w:r>
+      <w:hyperlink r:id="rId19">
         <w:r>
           <w:rPr>
             <w:lang w:val="zh_TW" w:bidi="zh_TW"/>
@@ -340,16 +364,16 @@
             <w:color w:val="0000EE"/>
             <w:u w:val="single"/>
           </w:rPr>
-          <w:t>申16:13–17</w:t>
+          <w:t>18:17–27</w:t>
         </w:r>
       </w:hyperlink>
       <w:r>
         <w:rPr>
           <w:lang w:val="zh_TW" w:bidi="zh_TW"/>
         </w:rPr>
-        <w:t>）。所羅門遵行律法中的指示（例如，見</w:t>
-      </w:r>
-      <w:hyperlink r:id="rId18">
+        <w:t>）。他在掃羅的皇宮裡彈奏豎琴（</w:t>
+      </w:r>
+      <w:hyperlink r:id="rId20">
         <w:r>
           <w:rPr>
             <w:lang w:val="zh_TW" w:bidi="zh_TW"/>
@@ -358,14 +382,86 @@
             <w:color w:val="0000EE"/>
             <w:u w:val="single"/>
           </w:rPr>
-          <w:t>出25:10–22</w:t>
+          <w:t>19:7</w:t>
         </w:r>
       </w:hyperlink>
       <w:r>
         <w:rPr>
           <w:lang w:val="zh_TW" w:bidi="zh_TW"/>
         </w:rPr>
-        <w:t>），這些律例正是為了引導以色列人專心敬拜耶和華，並遵守祂的命令。</w:t>
+        <w:t>、</w:t>
+      </w:r>
+      <w:hyperlink r:id="rId21">
+        <w:r>
+          <w:rPr>
+            <w:lang w:val="zh_TW" w:bidi="zh_TW"/>
+          </w:rPr>
+          <w:rPr>
+            <w:color w:val="0000EE"/>
+            <w:u w:val="single"/>
+          </w:rPr>
+          <w:t>9</w:t>
+        </w:r>
+      </w:hyperlink>
+      <w:r>
+        <w:rPr>
+          <w:lang w:val="zh_TW" w:bidi="zh_TW"/>
+        </w:rPr>
+        <w:t>）。大衛凡事順利，更加深了掃羅的恐懼與疑忌，甚至再次想殺他（</w:t>
+      </w:r>
+      <w:hyperlink r:id="rId22">
+        <w:r>
+          <w:rPr>
+            <w:lang w:val="zh_TW" w:bidi="zh_TW"/>
+          </w:rPr>
+          <w:rPr>
+            <w:color w:val="0000EE"/>
+            <w:u w:val="single"/>
+          </w:rPr>
+          <w:t>19:9–11</w:t>
+        </w:r>
+      </w:hyperlink>
+      <w:r>
+        <w:rPr>
+          <w:lang w:val="zh_TW" w:bidi="zh_TW"/>
+        </w:rPr>
+        <w:t>）。大衛為了保命，不得不逃走（</w:t>
+      </w:r>
+      <w:hyperlink r:id="rId23">
+        <w:r>
+          <w:rPr>
+            <w:lang w:val="zh_TW" w:bidi="zh_TW"/>
+          </w:rPr>
+          <w:rPr>
+            <w:color w:val="0000EE"/>
+            <w:u w:val="single"/>
+          </w:rPr>
+          <w:t>19:11–18</w:t>
+        </w:r>
+      </w:hyperlink>
+      <w:r>
+        <w:rPr>
+          <w:lang w:val="zh_TW" w:bidi="zh_TW"/>
+        </w:rPr>
+        <w:t>，</w:t>
+      </w:r>
+      <w:hyperlink r:id="rId24">
+        <w:r>
+          <w:rPr>
+            <w:lang w:val="zh_TW" w:bidi="zh_TW"/>
+          </w:rPr>
+          <w:rPr>
+            <w:color w:val="0000EE"/>
+            <w:u w:val="single"/>
+          </w:rPr>
+          <w:t>20:1–42</w:t>
+        </w:r>
+      </w:hyperlink>
+      <w:r>
+        <w:rPr>
+          <w:lang w:val="zh_TW" w:bidi="zh_TW"/>
+        </w:rPr>
+        <w:t>）。</w:t>
       </w:r>
     </w:p>
     <w:p>
@@ -379,9 +475,9 @@
         <w:rPr>
           <w:lang w:val="zh_TW" w:bidi="zh_TW"/>
         </w:rPr>
-        <w:t>人往往依照自己的私慾來敬拜，沒有遵循神所設立的方式，以色列也不例外。所羅門年老時偏離耶和華，去敬拜別神（</w:t>
-      </w:r>
-      <w:hyperlink r:id="rId19">
+        <w:t>在掃羅王餘下的統治期間，大衛成了逃亡者，被自己忠心服事的君王追殺。即便如此，他仍拒絕傷害掃羅。他有兩次機會殺掃羅（</w:t>
+      </w:r>
+      <w:hyperlink r:id="rId25">
         <w:r>
           <w:rPr>
             <w:lang w:val="zh_TW" w:bidi="zh_TW"/>
@@ -390,16 +486,10 @@
             <w:color w:val="0000EE"/>
             <w:u w:val="single"/>
           </w:rPr>
-          <w:t>王上11:4–8</w:t>
+          <w:t>撒上24:1–22，</w:t>
         </w:r>
       </w:hyperlink>
-      <w:r>
-        <w:rPr>
-          <w:lang w:val="zh_TW" w:bidi="zh_TW"/>
-        </w:rPr>
-        <w:t>）。在所羅門死後，耶羅波安在北國設立了一個與之對抗的、拜偶像的宗教，明顯違背神的律法（</w:t>
-      </w:r>
-      <w:hyperlink r:id="rId20">
+      <w:hyperlink r:id="rId26">
         <w:r>
           <w:rPr>
             <w:lang w:val="zh_TW" w:bidi="zh_TW"/>
@@ -408,16 +498,16 @@
             <w:color w:val="0000EE"/>
             <w:u w:val="single"/>
           </w:rPr>
-          <w:t>14:9–10</w:t>
+          <w:t>26:1–25</w:t>
         </w:r>
       </w:hyperlink>
       <w:r>
         <w:rPr>
           <w:lang w:val="zh_TW" w:bidi="zh_TW"/>
         </w:rPr>
-        <w:t>、</w:t>
-      </w:r>
-      <w:hyperlink r:id="rId21">
+        <w:t>），但他都堅持不下手攻擊「耶和華的受膏者」（</w:t>
+      </w:r>
+      <w:hyperlink r:id="rId27">
         <w:r>
           <w:rPr>
             <w:lang w:val="zh_TW" w:bidi="zh_TW"/>
@@ -426,7 +516,19 @@
             <w:color w:val="0000EE"/>
             <w:u w:val="single"/>
           </w:rPr>
-          <w:t>15–16</w:t>
+          <w:t>24:6，</w:t>
+        </w:r>
+      </w:hyperlink>
+      <w:hyperlink r:id="rId28">
+        <w:r>
+          <w:rPr>
+            <w:lang w:val="zh_TW" w:bidi="zh_TW"/>
+          </w:rPr>
+          <w:rPr>
+            <w:color w:val="0000EE"/>
+            <w:u w:val="single"/>
+          </w:rPr>
+          <w:t>26:9</w:t>
         </w:r>
       </w:hyperlink>
       <w:r>
@@ -447,9 +549,9 @@
         <w:rPr>
           <w:lang w:val="zh_TW" w:bidi="zh_TW"/>
         </w:rPr>
-        <w:t>在北國的歷史中，虛假的敬拜屢見不鮮（例如，</w:t>
-      </w:r>
-      <w:hyperlink r:id="rId22">
+        <w:t>在這段逃亡歲月中，大衛仍然事奉耶和華與以色列百姓 （</w:t>
+      </w:r>
+      <w:hyperlink r:id="rId29">
         <w:r>
           <w:rPr>
             <w:lang w:val="zh_TW" w:bidi="zh_TW"/>
@@ -458,16 +560,10 @@
             <w:color w:val="0000EE"/>
             <w:u w:val="single"/>
           </w:rPr>
-          <w:t>王上15:26</w:t>
+          <w:t>撒上23:1–6，</w:t>
         </w:r>
       </w:hyperlink>
-      <w:r>
-        <w:rPr>
-          <w:lang w:val="zh_TW" w:bidi="zh_TW"/>
-        </w:rPr>
-        <w:t>，</w:t>
-      </w:r>
-      <w:hyperlink r:id="rId23">
+      <w:hyperlink r:id="rId30">
         <w:r>
           <w:rPr>
             <w:lang w:val="zh_TW" w:bidi="zh_TW"/>
@@ -476,7 +572,7 @@
             <w:color w:val="0000EE"/>
             <w:u w:val="single"/>
           </w:rPr>
-          <w:t>16:13</w:t>
+          <w:t>25:4–9</w:t>
         </w:r>
       </w:hyperlink>
       <w:r>
@@ -485,7 +581,7 @@
         </w:rPr>
         <w:t>、</w:t>
       </w:r>
-      <w:hyperlink r:id="rId24">
+      <w:hyperlink r:id="rId31">
         <w:r>
           <w:rPr>
             <w:lang w:val="zh_TW" w:bidi="zh_TW"/>
@@ -494,16 +590,10 @@
             <w:color w:val="0000EE"/>
             <w:u w:val="single"/>
           </w:rPr>
-          <w:t>25–26</w:t>
+          <w:t>14–16，</w:t>
         </w:r>
       </w:hyperlink>
-      <w:r>
-        <w:rPr>
-          <w:lang w:val="zh_TW" w:bidi="zh_TW"/>
-        </w:rPr>
-        <w:t>、</w:t>
-      </w:r>
-      <w:hyperlink r:id="rId25">
+      <w:hyperlink r:id="rId32">
         <w:r>
           <w:rPr>
             <w:lang w:val="zh_TW" w:bidi="zh_TW"/>
@@ -512,16 +602,16 @@
             <w:color w:val="0000EE"/>
             <w:u w:val="single"/>
           </w:rPr>
-          <w:t>30–33</w:t>
+          <w:t>27:8–9</w:t>
         </w:r>
       </w:hyperlink>
       <w:r>
         <w:rPr>
           <w:lang w:val="zh_TW" w:bidi="zh_TW"/>
         </w:rPr>
-        <w:t>，</w:t>
-      </w:r>
-      <w:hyperlink r:id="rId26">
+        <w:t>）。他聽見掃羅與約拿單戰死的消息，為這位「相悅相愛」的王與王的兒子深切哀悼 （</w:t>
+      </w:r>
+      <w:hyperlink r:id="rId33">
         <w:r>
           <w:rPr>
             <w:lang w:val="zh_TW" w:bidi="zh_TW"/>
@@ -530,50 +620,14 @@
             <w:color w:val="0000EE"/>
             <w:u w:val="single"/>
           </w:rPr>
-          <w:t>21:25–26</w:t>
+          <w:t>撒下1:17–27</w:t>
         </w:r>
       </w:hyperlink>
       <w:r>
         <w:rPr>
           <w:lang w:val="zh_TW" w:bidi="zh_TW"/>
         </w:rPr>
-        <w:t>）。在南國猶大，當地的異教祭壇也一直是屬靈上的絆腳石（</w:t>
-      </w:r>
-      <w:hyperlink r:id="rId27">
-        <w:r>
-          <w:rPr>
-            <w:lang w:val="zh_TW" w:bidi="zh_TW"/>
-          </w:rPr>
-          <w:rPr>
-            <w:color w:val="0000EE"/>
-            <w:u w:val="single"/>
-          </w:rPr>
-          <w:t>15:14</w:t>
-        </w:r>
-      </w:hyperlink>
-      <w:r>
-        <w:rPr>
-          <w:lang w:val="zh_TW" w:bidi="zh_TW"/>
-        </w:rPr>
-        <w:t>，</w:t>
-      </w:r>
-      <w:hyperlink r:id="rId28">
-        <w:r>
-          <w:rPr>
-            <w:lang w:val="zh_TW" w:bidi="zh_TW"/>
-          </w:rPr>
-          <w:rPr>
-            <w:color w:val="0000EE"/>
-            <w:u w:val="single"/>
-          </w:rPr>
-          <w:t>22:43</w:t>
-        </w:r>
-      </w:hyperlink>
-      <w:r>
-        <w:rPr>
-          <w:lang w:val="zh_TW" w:bidi="zh_TW"/>
-        </w:rPr>
-        <w:t>）。無論是猶大還是以色列，他們在敬拜耶和華這事上都不忠心。</w:t>
+        <w:t>）。</w:t>
       </w:r>
     </w:p>
     <w:p>
@@ -587,9 +641,9 @@
         <w:rPr>
           <w:lang w:val="zh_TW" w:bidi="zh_TW"/>
         </w:rPr>
-        <w:t>神是獨一的真神，祂的子民必須單單敬拜祂（</w:t>
-      </w:r>
-      <w:hyperlink r:id="rId29">
+        <w:t>大衛對一位恨他、要殺他的王仍然忠心。類似地，先知耶利米曾在王宮中宣講預言，結果王燒掉其書卷，甚至將他扔進牢獄裡殺害他（</w:t>
+      </w:r>
+      <w:hyperlink r:id="rId34">
         <w:r>
           <w:rPr>
             <w:lang w:val="zh_TW" w:bidi="zh_TW"/>
@@ -598,16 +652,10 @@
             <w:color w:val="0000EE"/>
             <w:u w:val="single"/>
           </w:rPr>
-          <w:t>王上8:23</w:t>
+          <w:t>耶36:21–26，</w:t>
         </w:r>
       </w:hyperlink>
-      <w:r>
-        <w:rPr>
-          <w:lang w:val="zh_TW" w:bidi="zh_TW"/>
-        </w:rPr>
-        <w:t>；見</w:t>
-      </w:r>
-      <w:hyperlink r:id="rId30">
+      <w:hyperlink r:id="rId35">
         <w:r>
           <w:rPr>
             <w:lang w:val="zh_TW" w:bidi="zh_TW"/>
@@ -616,16 +664,16 @@
             <w:color w:val="0000EE"/>
             <w:u w:val="single"/>
           </w:rPr>
-          <w:t>申5:7</w:t>
+          <w:t>38:1–13</w:t>
         </w:r>
       </w:hyperlink>
       <w:r>
         <w:rPr>
           <w:lang w:val="zh_TW" w:bidi="zh_TW"/>
         </w:rPr>
-        <w:t>、</w:t>
-      </w:r>
-      <w:hyperlink r:id="rId31">
+        <w:t>）。但他仍忠心服事神。先知但以理和他的朋友也在巴比倫與波斯王宮中事奉，雖然那些君王有時頒布與他們信仰相違的法令，甚至針對他們個人（</w:t>
+      </w:r>
+      <w:hyperlink r:id="rId36">
         <w:r>
           <w:rPr>
             <w:lang w:val="zh_TW" w:bidi="zh_TW"/>
@@ -634,16 +682,10 @@
             <w:color w:val="0000EE"/>
             <w:u w:val="single"/>
           </w:rPr>
-          <w:t>9</w:t>
+          <w:t>但3:1–30，</w:t>
         </w:r>
       </w:hyperlink>
-      <w:r>
-        <w:rPr>
-          <w:lang w:val="zh_TW" w:bidi="zh_TW"/>
-        </w:rPr>
-        <w:t>，</w:t>
-      </w:r>
-      <w:hyperlink r:id="rId32">
+      <w:hyperlink r:id="rId37">
         <w:r>
           <w:rPr>
             <w:lang w:val="zh_TW" w:bidi="zh_TW"/>
@@ -652,230 +694,14 @@
             <w:color w:val="0000EE"/>
             <w:u w:val="single"/>
           </w:rPr>
-          <w:t>6:4</w:t>
+          <w:t>6:1–28</w:t>
         </w:r>
       </w:hyperlink>
       <w:r>
         <w:rPr>
           <w:lang w:val="zh_TW" w:bidi="zh_TW"/>
         </w:rPr>
-        <w:t>；</w:t>
-      </w:r>
-      <w:hyperlink r:id="rId33">
-        <w:r>
-          <w:rPr>
-            <w:lang w:val="zh_TW" w:bidi="zh_TW"/>
-          </w:rPr>
-          <w:rPr>
-            <w:color w:val="0000EE"/>
-            <w:u w:val="single"/>
-          </w:rPr>
-          <w:t>約14:6</w:t>
-        </w:r>
-      </w:hyperlink>
-      <w:r>
-        <w:rPr>
-          <w:lang w:val="zh_TW" w:bidi="zh_TW"/>
-        </w:rPr>
-        <w:t>；</w:t>
-      </w:r>
-      <w:hyperlink r:id="rId34">
-        <w:r>
-          <w:rPr>
-            <w:lang w:val="zh_TW" w:bidi="zh_TW"/>
-          </w:rPr>
-          <w:rPr>
-            <w:color w:val="0000EE"/>
-            <w:u w:val="single"/>
-          </w:rPr>
-          <w:t>徒4:12</w:t>
-        </w:r>
-      </w:hyperlink>
-      <w:r>
-        <w:rPr>
-          <w:lang w:val="zh_TW" w:bidi="zh_TW"/>
-        </w:rPr>
-        <w:t>）。我們的敬拜必須出於清潔的心，也要在委身的服事忠心於神（</w:t>
-      </w:r>
-      <w:hyperlink r:id="rId27">
-        <w:r>
-          <w:rPr>
-            <w:lang w:val="zh_TW" w:bidi="zh_TW"/>
-          </w:rPr>
-          <w:rPr>
-            <w:color w:val="0000EE"/>
-            <w:u w:val="single"/>
-          </w:rPr>
-          <w:t>王上15:14</w:t>
-        </w:r>
-      </w:hyperlink>
-      <w:r>
-        <w:rPr>
-          <w:lang w:val="zh_TW" w:bidi="zh_TW"/>
-        </w:rPr>
-        <w:t>、</w:t>
-      </w:r>
-      <w:hyperlink r:id="rId35">
-        <w:r>
-          <w:rPr>
-            <w:lang w:val="zh_TW" w:bidi="zh_TW"/>
-          </w:rPr>
-          <w:rPr>
-            <w:color w:val="0000EE"/>
-            <w:u w:val="single"/>
-          </w:rPr>
-          <w:t>17:1</w:t>
-        </w:r>
-      </w:hyperlink>
-      <w:r>
-        <w:rPr>
-          <w:lang w:val="zh_TW" w:bidi="zh_TW"/>
-        </w:rPr>
-        <w:t>；見</w:t>
-      </w:r>
-      <w:hyperlink r:id="rId36">
-        <w:r>
-          <w:rPr>
-            <w:lang w:val="zh_TW" w:bidi="zh_TW"/>
-          </w:rPr>
-          <w:rPr>
-            <w:color w:val="0000EE"/>
-            <w:u w:val="single"/>
-          </w:rPr>
-          <w:t>申10:12</w:t>
-        </w:r>
-      </w:hyperlink>
-      <w:r>
-        <w:rPr>
-          <w:lang w:val="zh_TW" w:bidi="zh_TW"/>
-        </w:rPr>
-        <w:t>、</w:t>
-      </w:r>
-      <w:hyperlink r:id="rId37">
-        <w:r>
-          <w:rPr>
-            <w:lang w:val="zh_TW" w:bidi="zh_TW"/>
-          </w:rPr>
-          <w:rPr>
-            <w:color w:val="0000EE"/>
-            <w:u w:val="single"/>
-          </w:rPr>
-          <w:t>20</w:t>
-        </w:r>
-      </w:hyperlink>
-      <w:r>
-        <w:rPr>
-          <w:lang w:val="zh_TW" w:bidi="zh_TW"/>
-        </w:rPr>
-        <w:t>；</w:t>
-      </w:r>
-      <w:hyperlink r:id="rId38">
-        <w:r>
-          <w:rPr>
-            <w:lang w:val="zh_TW" w:bidi="zh_TW"/>
-          </w:rPr>
-          <w:rPr>
-            <w:color w:val="0000EE"/>
-            <w:u w:val="single"/>
-          </w:rPr>
-          <w:t>詩24:3–4</w:t>
-        </w:r>
-      </w:hyperlink>
-      <w:r>
-        <w:rPr>
-          <w:lang w:val="zh_TW" w:bidi="zh_TW"/>
-        </w:rPr>
-        <w:t>；</w:t>
-      </w:r>
-      <w:hyperlink r:id="rId39">
-        <w:r>
-          <w:rPr>
-            <w:lang w:val="zh_TW" w:bidi="zh_TW"/>
-          </w:rPr>
-          <w:rPr>
-            <w:color w:val="0000EE"/>
-            <w:u w:val="single"/>
-          </w:rPr>
-          <w:t>太4:10</w:t>
-        </w:r>
-      </w:hyperlink>
-      <w:r>
-        <w:rPr>
-          <w:lang w:val="zh_TW" w:bidi="zh_TW"/>
-        </w:rPr>
-        <w:t>；</w:t>
-      </w:r>
-      <w:hyperlink r:id="rId40">
-        <w:r>
-          <w:rPr>
-            <w:lang w:val="zh_TW" w:bidi="zh_TW"/>
-          </w:rPr>
-          <w:rPr>
-            <w:color w:val="0000EE"/>
-            <w:u w:val="single"/>
-          </w:rPr>
-          <w:t>約4:24</w:t>
-        </w:r>
-      </w:hyperlink>
-      <w:r>
-        <w:rPr>
-          <w:lang w:val="zh_TW" w:bidi="zh_TW"/>
-        </w:rPr>
-        <w:t>）。在我們每日與每週對神的敬拜中，應當真實感受到祂的同在，並從中得著喜樂（</w:t>
-      </w:r>
-      <w:hyperlink r:id="rId41">
-        <w:r>
-          <w:rPr>
-            <w:lang w:val="zh_TW" w:bidi="zh_TW"/>
-          </w:rPr>
-          <w:rPr>
-            <w:color w:val="0000EE"/>
-            <w:u w:val="single"/>
-          </w:rPr>
-          <w:t>王上8:56</w:t>
-        </w:r>
-      </w:hyperlink>
-      <w:r>
-        <w:rPr>
-          <w:lang w:val="zh_TW" w:bidi="zh_TW"/>
-        </w:rPr>
-        <w:t>；參</w:t>
-      </w:r>
-      <w:hyperlink r:id="rId42">
-        <w:r>
-          <w:rPr>
-            <w:lang w:val="zh_TW" w:bidi="zh_TW"/>
-          </w:rPr>
-          <w:rPr>
-            <w:color w:val="0000EE"/>
-            <w:u w:val="single"/>
-          </w:rPr>
-          <w:t>詩63:1–3</w:t>
-        </w:r>
-      </w:hyperlink>
-      <w:r>
-        <w:rPr>
-          <w:lang w:val="zh_TW" w:bidi="zh_TW"/>
-        </w:rPr>
-        <w:t>；</w:t>
-      </w:r>
-      <w:hyperlink r:id="rId43">
-        <w:r>
-          <w:rPr>
-            <w:lang w:val="zh_TW" w:bidi="zh_TW"/>
-          </w:rPr>
-          <w:rPr>
-            <w:color w:val="0000EE"/>
-            <w:u w:val="single"/>
-          </w:rPr>
-          <w:t>腓4:4</w:t>
-        </w:r>
-      </w:hyperlink>
-      <w:r>
-        <w:rPr>
-          <w:lang w:val="zh_TW" w:bidi="zh_TW"/>
-        </w:rPr>
-        <w:t>）。</w:t>
+        <w:t>），他們依然敬虔。</w:t>
       </w:r>
     </w:p>
     <w:p>
@@ -889,151 +715,7 @@
         <w:rPr>
           <w:lang w:val="zh_TW" w:bidi="zh_TW"/>
         </w:rPr>
-        <w:t>以色列的聖殿是聖潔之地，原是為了吸引萬民來敬拜神而設立的（</w:t>
-      </w:r>
-      <w:hyperlink r:id="rId44">
-        <w:r>
-          <w:rPr>
-            <w:lang w:val="zh_TW" w:bidi="zh_TW"/>
-          </w:rPr>
-          <w:rPr>
-            <w:color w:val="0000EE"/>
-            <w:u w:val="single"/>
-          </w:rPr>
-          <w:t>王上8:41–43</w:t>
-        </w:r>
-      </w:hyperlink>
-      <w:r>
-        <w:rPr>
-          <w:lang w:val="zh_TW" w:bidi="zh_TW"/>
-        </w:rPr>
-        <w:t>）。同樣，基督徒作為永生神的殿，也應當以敬虔的生活方式，吸引並激勵他人認識主、敬拜主（</w:t>
-      </w:r>
-      <w:hyperlink r:id="rId45">
-        <w:r>
-          <w:rPr>
-            <w:lang w:val="zh_TW" w:bidi="zh_TW"/>
-          </w:rPr>
-          <w:rPr>
-            <w:color w:val="0000EE"/>
-            <w:u w:val="single"/>
-          </w:rPr>
-          <w:t>林前3:16–17</w:t>
-        </w:r>
-      </w:hyperlink>
-      <w:r>
-        <w:rPr>
-          <w:lang w:val="zh_TW" w:bidi="zh_TW"/>
-        </w:rPr>
-        <w:t>；</w:t>
-      </w:r>
-      <w:hyperlink r:id="rId46">
-        <w:r>
-          <w:rPr>
-            <w:lang w:val="zh_TW" w:bidi="zh_TW"/>
-          </w:rPr>
-          <w:rPr>
-            <w:color w:val="0000EE"/>
-            <w:u w:val="single"/>
-          </w:rPr>
-          <w:t>太5:16</w:t>
-        </w:r>
-      </w:hyperlink>
-      <w:r>
-        <w:rPr>
-          <w:lang w:val="zh_TW" w:bidi="zh_TW"/>
-        </w:rPr>
-        <w:t>；</w:t>
-      </w:r>
-      <w:hyperlink r:id="rId47">
-        <w:r>
-          <w:rPr>
-            <w:lang w:val="zh_TW" w:bidi="zh_TW"/>
-          </w:rPr>
-          <w:rPr>
-            <w:color w:val="0000EE"/>
-            <w:u w:val="single"/>
-          </w:rPr>
-          <w:t>徒2:40–47</w:t>
-        </w:r>
-      </w:hyperlink>
-      <w:r>
-        <w:rPr>
-          <w:lang w:val="zh_TW" w:bidi="zh_TW"/>
-        </w:rPr>
-        <w:t>；</w:t>
-      </w:r>
-      <w:hyperlink r:id="rId48">
-        <w:r>
-          <w:rPr>
-            <w:lang w:val="zh_TW" w:bidi="zh_TW"/>
-          </w:rPr>
-          <w:rPr>
-            <w:color w:val="0000EE"/>
-            <w:u w:val="single"/>
-          </w:rPr>
-          <w:t>提後4:5</w:t>
-        </w:r>
-      </w:hyperlink>
-      <w:r>
-        <w:rPr>
-          <w:lang w:val="zh_TW" w:bidi="zh_TW"/>
-        </w:rPr>
-        <w:t>；</w:t>
-      </w:r>
-      <w:hyperlink r:id="rId49">
-        <w:r>
-          <w:rPr>
-            <w:lang w:val="zh_TW" w:bidi="zh_TW"/>
-          </w:rPr>
-          <w:rPr>
-            <w:color w:val="0000EE"/>
-            <w:u w:val="single"/>
-          </w:rPr>
-          <w:t>彼前2:12</w:t>
-        </w:r>
-      </w:hyperlink>
-      <w:r>
-        <w:rPr>
-          <w:lang w:val="zh_TW" w:bidi="zh_TW"/>
-        </w:rPr>
-        <w:t>）。我們的整個生命，應當包括每日對基督的敬拜，承認祂為主（</w:t>
-      </w:r>
-      <w:hyperlink r:id="rId50">
-        <w:r>
-          <w:rPr>
-            <w:lang w:val="zh_TW" w:bidi="zh_TW"/>
-          </w:rPr>
-          <w:rPr>
-            <w:color w:val="0000EE"/>
-            <w:u w:val="single"/>
-          </w:rPr>
-          <w:t>彼前3:15</w:t>
-        </w:r>
-      </w:hyperlink>
-      <w:r>
-        <w:rPr>
-          <w:lang w:val="zh_TW" w:bidi="zh_TW"/>
-        </w:rPr>
-        <w:t>）。我們絕不可讓任何偶像，取代神在我們生命中的地位（</w:t>
-      </w:r>
-      <w:hyperlink r:id="rId51">
-        <w:r>
-          <w:rPr>
-            <w:lang w:val="zh_TW" w:bidi="zh_TW"/>
-          </w:rPr>
-          <w:rPr>
-            <w:color w:val="0000EE"/>
-            <w:u w:val="single"/>
-          </w:rPr>
-          <w:t>約一5:21</w:t>
-        </w:r>
-      </w:hyperlink>
-      <w:r>
-        <w:rPr>
-          <w:lang w:val="zh_TW" w:bidi="zh_TW"/>
-        </w:rPr>
-        <w:t>）。</w:t>
+        <w:t>在敵對的領袖統治下保持忠心，不一定會帶來眼前的成功。耶穌就是最終極的榜樣。猶太的宗教領袖逼迫祂，最終將祂處死。耶穌在世時並沒有得到世俗的成功，但祂信靠天上的父。祂的得勝，就在祂死後的復活中成就。</w:t>
       </w:r>
     </w:p>
     <w:p>
@@ -1045,10 +727,9 @@
       </w:r>
       <w:r>
         <w:rPr>
-          <w:u w:val="single"/>
-          <w:lang w:val="zh_TW" w:bidi="zh_TW"/>
-        </w:rPr>
-        <w:t>進深研究的經文段落</w:t>
+          <w:lang w:val="zh_TW" w:bidi="zh_TW"/>
+        </w:rPr>
+        <w:t>我們生在世上，也可能因敵對我們的領袖而受苦，甚至喪命，未必看見苦難所帶來的結果。但神將要帶來新世界，祂必親自修正一切的不義，並獎賞那些在殘酷領袖壓迫下仍然忠心的人。</w:t>
       </w:r>
     </w:p>
     <w:p>
@@ -1058,6 +739,393 @@
           <w:lang w:val="zh_TW" w:bidi="zh_TW"/>
         </w:rPr>
       </w:r>
+      <w:r>
+        <w:rPr>
+          <w:u w:val="single"/>
+          <w:lang w:val="zh_TW" w:bidi="zh_TW"/>
+        </w:rPr>
+        <w:t>進深研究的經文段落</w:t>
+      </w:r>
+    </w:p>
+    <w:p>
+      <w:pPr/>
+      <w:r>
+        <w:rPr>
+          <w:lang w:val="zh_TW" w:bidi="zh_TW"/>
+        </w:rPr>
+      </w:r>
+      <w:hyperlink r:id="rId25">
+        <w:r>
+          <w:rPr>
+            <w:lang w:val="zh_TW" w:bidi="zh_TW"/>
+          </w:rPr>
+          <w:rPr>
+            <w:color w:val="0000EE"/>
+            <w:u w:val="single"/>
+          </w:rPr>
+          <w:t>撒上24:1–22</w:t>
+        </w:r>
+      </w:hyperlink>
+      <w:r>
+        <w:rPr>
+          <w:lang w:val="zh_TW" w:bidi="zh_TW"/>
+        </w:rPr>
+        <w:t>；</w:t>
+      </w:r>
+      <w:hyperlink r:id="rId38">
+        <w:r>
+          <w:rPr>
+            <w:lang w:val="zh_TW" w:bidi="zh_TW"/>
+          </w:rPr>
+          <w:rPr>
+            <w:color w:val="0000EE"/>
+            <w:u w:val="single"/>
+          </w:rPr>
+          <w:t>撒下1:1–27，</w:t>
+        </w:r>
+      </w:hyperlink>
+      <w:hyperlink r:id="rId39">
+        <w:r>
+          <w:rPr>
+            <w:lang w:val="zh_TW" w:bidi="zh_TW"/>
+          </w:rPr>
+          <w:rPr>
+            <w:color w:val="0000EE"/>
+            <w:u w:val="single"/>
+          </w:rPr>
+          <w:t>11:1–27</w:t>
+        </w:r>
+      </w:hyperlink>
+      <w:r>
+        <w:rPr>
+          <w:lang w:val="zh_TW" w:bidi="zh_TW"/>
+        </w:rPr>
+        <w:t>；</w:t>
+      </w:r>
+      <w:hyperlink r:id="rId40">
+        <w:r>
+          <w:rPr>
+            <w:lang w:val="zh_TW" w:bidi="zh_TW"/>
+          </w:rPr>
+          <w:rPr>
+            <w:color w:val="0000EE"/>
+            <w:u w:val="single"/>
+          </w:rPr>
+          <w:t>耶36:21–27，</w:t>
+        </w:r>
+      </w:hyperlink>
+      <w:hyperlink r:id="rId35">
+        <w:r>
+          <w:rPr>
+            <w:lang w:val="zh_TW" w:bidi="zh_TW"/>
+          </w:rPr>
+          <w:rPr>
+            <w:color w:val="0000EE"/>
+            <w:u w:val="single"/>
+          </w:rPr>
+          <w:t>38:1–13</w:t>
+        </w:r>
+      </w:hyperlink>
+      <w:r>
+        <w:rPr>
+          <w:lang w:val="zh_TW" w:bidi="zh_TW"/>
+        </w:rPr>
+        <w:t>；</w:t>
+      </w:r>
+      <w:hyperlink r:id="rId36">
+        <w:r>
+          <w:rPr>
+            <w:lang w:val="zh_TW" w:bidi="zh_TW"/>
+          </w:rPr>
+          <w:rPr>
+            <w:color w:val="0000EE"/>
+            <w:u w:val="single"/>
+          </w:rPr>
+          <w:t>但3:1–30，</w:t>
+        </w:r>
+      </w:hyperlink>
+      <w:hyperlink r:id="rId37">
+        <w:r>
+          <w:rPr>
+            <w:lang w:val="zh_TW" w:bidi="zh_TW"/>
+          </w:rPr>
+          <w:rPr>
+            <w:color w:val="0000EE"/>
+            <w:u w:val="single"/>
+          </w:rPr>
+          <w:t>6:1–28</w:t>
+        </w:r>
+      </w:hyperlink>
+      <w:r>
+        <w:rPr>
+          <w:lang w:val="zh_TW" w:bidi="zh_TW"/>
+        </w:rPr>
+        <w:t>；</w:t>
+      </w:r>
+      <w:hyperlink r:id="rId41">
+        <w:r>
+          <w:rPr>
+            <w:lang w:val="zh_TW" w:bidi="zh_TW"/>
+          </w:rPr>
+          <w:rPr>
+            <w:color w:val="0000EE"/>
+            <w:u w:val="single"/>
+          </w:rPr>
+          <w:t>約8:29</w:t>
+        </w:r>
+      </w:hyperlink>
+      <w:r>
+        <w:rPr>
+          <w:lang w:val="zh_TW" w:bidi="zh_TW"/>
+        </w:rPr>
+        <w:t>；</w:t>
+      </w:r>
+      <w:hyperlink r:id="rId42">
+        <w:r>
+          <w:rPr>
+            <w:lang w:val="zh_TW" w:bidi="zh_TW"/>
+          </w:rPr>
+          <w:rPr>
+            <w:color w:val="0000EE"/>
+            <w:u w:val="single"/>
+          </w:rPr>
+          <w:t>腓2:6–11</w:t>
+        </w:r>
+      </w:hyperlink>
+      <w:r>
+        <w:rPr>
+          <w:lang w:val="zh_TW" w:bidi="zh_TW"/>
+        </w:rPr>
+        <w:t>；</w:t>
+      </w:r>
+      <w:hyperlink r:id="rId43">
+        <w:r>
+          <w:rPr>
+            <w:lang w:val="zh_TW" w:bidi="zh_TW"/>
+          </w:rPr>
+          <w:rPr>
+            <w:color w:val="0000EE"/>
+            <w:u w:val="single"/>
+          </w:rPr>
+          <w:t>來5:7–10</w:t>
+        </w:r>
+      </w:hyperlink>
+      <w:r>
+        <w:rPr>
+          <w:lang w:val="zh_TW" w:bidi="zh_TW"/>
+        </w:rPr>
+        <w:t>；</w:t>
+      </w:r>
+      <w:hyperlink r:id="rId44">
+        <w:r>
+          <w:rPr>
+            <w:lang w:val="zh_TW" w:bidi="zh_TW"/>
+          </w:rPr>
+          <w:rPr>
+            <w:color w:val="0000EE"/>
+            <w:u w:val="single"/>
+          </w:rPr>
+          <w:t>彼前2:13–3:7</w:t>
+        </w:r>
+      </w:hyperlink>
+      <w:r>
+        <w:rPr>
+          <w:lang w:val="zh_TW" w:bidi="zh_TW"/>
+        </w:rPr>
+      </w:r>
+      <w:r>
+        <w:rPr>
+          <w:lang w:val="zh_TW" w:bidi="zh_TW"/>
+        </w:rPr>
+      </w:r>
+    </w:p>
+    <w:p>
+      <w:pPr/>
+      <w:r>
+        <w:rPr>
+          <w:lang w:val="zh_TW" w:bidi="zh_TW"/>
+        </w:rPr>
+      </w:r>
+    </w:p>
+    <w:p>
+      <w:pPr>
+        <w:pStyle w:val="Heading2"/>
+      </w:pPr>
+      <w:r>
+        <w:rPr>
+          <w:lang w:val="zh_TW" w:bidi="zh_TW"/>
+        </w:rPr>
+        <w:t>大自然之美</w:t>
+      </w:r>
+      <w:r>
+        <w:rPr>
+          <w:lang w:val="zh_TW" w:bidi="zh_TW"/>
+        </w:rPr>
+      </w:r>
+    </w:p>
+    <w:p>
+      <w:pPr/>
+      <w:r>
+        <w:rPr>
+          <w:lang w:val="zh_TW" w:bidi="zh_TW"/>
+        </w:rPr>
+      </w:r>
+      <w:r>
+        <w:rPr>
+          <w:lang w:val="zh_TW" w:bidi="zh_TW"/>
+        </w:rPr>
+        <w:t>在神完成創造的工作後，神說祂所造的一切都「甚好」（</w:t>
+      </w:r>
+      <w:hyperlink r:id="rId45">
+        <w:r>
+          <w:rPr>
+            <w:lang w:val="zh_TW" w:bidi="zh_TW"/>
+          </w:rPr>
+          <w:rPr>
+            <w:color w:val="0000EE"/>
+            <w:u w:val="single"/>
+          </w:rPr>
+          <w:t>創1:31</w:t>
+        </w:r>
+      </w:hyperlink>
+      <w:r>
+        <w:rPr>
+          <w:lang w:val="zh_TW" w:bidi="zh_TW"/>
+        </w:rPr>
+        <w:t>）。聖經中經常提及神所創造之物的美麗與奇妙，特別是在詩篇中（例如，</w:t>
+      </w:r>
+      <w:hyperlink r:id="rId46">
+        <w:r>
+          <w:rPr>
+            <w:lang w:val="zh_TW" w:bidi="zh_TW"/>
+          </w:rPr>
+          <w:rPr>
+            <w:color w:val="0000EE"/>
+            <w:u w:val="single"/>
+          </w:rPr>
+          <w:t>詩8:3–4</w:t>
+        </w:r>
+      </w:hyperlink>
+      <w:r>
+        <w:rPr>
+          <w:lang w:val="zh_TW" w:bidi="zh_TW"/>
+        </w:rPr>
+        <w:t>，</w:t>
+      </w:r>
+      <w:hyperlink r:id="rId47">
+        <w:r>
+          <w:rPr>
+            <w:lang w:val="zh_TW" w:bidi="zh_TW"/>
+          </w:rPr>
+          <w:rPr>
+            <w:color w:val="0000EE"/>
+            <w:u w:val="single"/>
+          </w:rPr>
+          <w:t>詩104:1–35</w:t>
+        </w:r>
+      </w:hyperlink>
+      <w:r>
+        <w:rPr>
+          <w:lang w:val="zh_TW" w:bidi="zh_TW"/>
+        </w:rPr>
+        <w:t>）。</w:t>
+      </w:r>
+    </w:p>
+    <w:p>
+      <w:pPr/>
+      <w:r>
+        <w:rPr>
+          <w:lang w:val="zh_TW" w:bidi="zh_TW"/>
+        </w:rPr>
+      </w:r>
+      <w:r>
+        <w:rPr>
+          <w:lang w:val="zh_TW" w:bidi="zh_TW"/>
+        </w:rPr>
+        <w:t>在雅歌中，大自然與來自大自然的意象佔有重要地位。書中男女常在鄉間表達彼此的愛意（</w:t>
+      </w:r>
+      <w:hyperlink r:id="rId48">
+        <w:r>
+          <w:rPr>
+            <w:lang w:val="zh_TW" w:bidi="zh_TW"/>
+          </w:rPr>
+          <w:rPr>
+            <w:color w:val="0000EE"/>
+            <w:u w:val="single"/>
+          </w:rPr>
+          <w:t>歌2:8–17，</w:t>
+        </w:r>
+      </w:hyperlink>
+      <w:hyperlink r:id="rId49">
+        <w:r>
+          <w:rPr>
+            <w:lang w:val="zh_TW" w:bidi="zh_TW"/>
+          </w:rPr>
+          <w:rPr>
+            <w:color w:val="0000EE"/>
+            <w:u w:val="single"/>
+          </w:rPr>
+          <w:t>4:12–5:1，</w:t>
+        </w:r>
+      </w:hyperlink>
+      <w:hyperlink r:id="rId50">
+        <w:r>
+          <w:rPr>
+            <w:lang w:val="zh_TW" w:bidi="zh_TW"/>
+          </w:rPr>
+          <w:rPr>
+            <w:color w:val="0000EE"/>
+            <w:u w:val="single"/>
+          </w:rPr>
+          <w:t>6:2–3、</w:t>
+        </w:r>
+      </w:hyperlink>
+      <w:hyperlink r:id="rId51">
+        <w:r>
+          <w:rPr>
+            <w:lang w:val="zh_TW" w:bidi="zh_TW"/>
+          </w:rPr>
+          <w:rPr>
+            <w:color w:val="0000EE"/>
+            <w:u w:val="single"/>
+          </w:rPr>
+          <w:t>11–12</w:t>
+        </w:r>
+      </w:hyperlink>
+      <w:r>
+        <w:rPr>
+          <w:lang w:val="zh_TW" w:bidi="zh_TW"/>
+        </w:rPr>
+        <w:t>）。這些場景充滿芳香與私密空間，園子、葡萄園和果園營造出親密又浪漫的氛圍。大自然的奧祕，為他們的愛情提供一個單純卻又新鮮且令人興奮的場景。</w:t>
+      </w:r>
+    </w:p>
+    <w:p>
+      <w:pPr/>
+      <w:r>
+        <w:rPr>
+          <w:lang w:val="zh_TW" w:bidi="zh_TW"/>
+        </w:rPr>
+      </w:r>
+      <w:r>
+        <w:rPr>
+          <w:lang w:val="zh_TW" w:bidi="zh_TW"/>
+        </w:rPr>
+        <w:t>這對情侶用許多大自然的比喻，描繪彼此的容貌及其激發的情感。他們對彼此的形容，往往借用神的創造作為比喻。</w:t>
+      </w:r>
+    </w:p>
+    <w:p>
+      <w:pPr/>
+      <w:r>
+        <w:rPr>
+          <w:lang w:val="zh_TW" w:bidi="zh_TW"/>
+        </w:rPr>
+      </w:r>
+      <w:r>
+        <w:rPr>
+          <w:lang w:val="zh_TW" w:bidi="zh_TW"/>
+        </w:rPr>
+        <w:t>大自然引人歸向造物主，見證祂的大能、良善、公義與慈愛（見</w:t>
+      </w:r>
       <w:hyperlink r:id="rId52">
         <w:r>
           <w:rPr>
@@ -1067,7 +1135,7 @@
             <w:color w:val="0000EE"/>
             <w:u w:val="single"/>
           </w:rPr>
-          <w:t>創8:20</w:t>
+          <w:t>詩19:1–4</w:t>
         </w:r>
       </w:hyperlink>
       <w:r>
@@ -1085,16 +1153,39 @@
             <w:color w:val="0000EE"/>
             <w:u w:val="single"/>
           </w:rPr>
-          <w:t>出4:31</w:t>
+          <w:t>羅1:18–20</w:t>
         </w:r>
       </w:hyperlink>
       <w:r>
         <w:rPr>
           <w:lang w:val="zh_TW" w:bidi="zh_TW"/>
         </w:rPr>
-        <w:t>，</w:t>
-      </w:r>
-      <w:hyperlink r:id="rId18">
+        <w:t>）。自然之美也彰顯神對救贖、更新與新創造的渴望，例如季節的更替、植物的生長與新生命的誕生。</w:t>
+      </w:r>
+    </w:p>
+    <w:p>
+      <w:pPr/>
+      <w:r>
+        <w:rPr>
+          <w:lang w:val="zh_TW" w:bidi="zh_TW"/>
+        </w:rPr>
+      </w:r>
+      <w:r>
+        <w:rPr>
+          <w:u w:val="single"/>
+          <w:lang w:val="zh_TW" w:bidi="zh_TW"/>
+        </w:rPr>
+        <w:t>進深研究的經文段落</w:t>
+      </w:r>
+    </w:p>
+    <w:p>
+      <w:pPr/>
+      <w:r>
+        <w:rPr>
+          <w:lang w:val="zh_TW" w:bidi="zh_TW"/>
+        </w:rPr>
+      </w:r>
+      <w:hyperlink r:id="rId54">
         <w:r>
           <w:rPr>
             <w:lang w:val="zh_TW" w:bidi="zh_TW"/>
@@ -1103,7 +1194,7 @@
             <w:color w:val="0000EE"/>
             <w:u w:val="single"/>
           </w:rPr>
-          <w:t>25:10–22</w:t>
+          <w:t>創2:1–9</w:t>
         </w:r>
       </w:hyperlink>
       <w:r>
@@ -1112,7 +1203,7 @@
         </w:rPr>
         <w:t>；</w:t>
       </w:r>
-      <w:hyperlink r:id="rId14">
+      <w:hyperlink r:id="rId55">
         <w:r>
           <w:rPr>
             <w:lang w:val="zh_TW" w:bidi="zh_TW"/>
@@ -1121,16 +1212,16 @@
             <w:color w:val="0000EE"/>
             <w:u w:val="single"/>
           </w:rPr>
-          <w:t>利1:1–8:36</w:t>
+          <w:t>詩8:3–8</w:t>
         </w:r>
       </w:hyperlink>
       <w:r>
         <w:rPr>
           <w:lang w:val="zh_TW" w:bidi="zh_TW"/>
         </w:rPr>
-        <w:t>；</w:t>
-      </w:r>
-      <w:hyperlink r:id="rId54">
+        <w:t>，</w:t>
+      </w:r>
+      <w:hyperlink r:id="rId56">
         <w:r>
           <w:rPr>
             <w:lang w:val="zh_TW" w:bidi="zh_TW"/>
@@ -1139,7 +1230,7 @@
             <w:color w:val="0000EE"/>
             <w:u w:val="single"/>
           </w:rPr>
-          <w:t>申5:7–9</w:t>
+          <w:t>19:1–6</w:t>
         </w:r>
       </w:hyperlink>
       <w:r>
@@ -1148,7 +1239,7 @@
         </w:rPr>
         <w:t>，</w:t>
       </w:r>
-      <w:hyperlink r:id="rId55">
+      <w:hyperlink r:id="rId57">
         <w:r>
           <w:rPr>
             <w:lang w:val="zh_TW" w:bidi="zh_TW"/>
@@ -1157,16 +1248,16 @@
             <w:color w:val="0000EE"/>
             <w:u w:val="single"/>
           </w:rPr>
-          <w:t>6:4–9</w:t>
+          <w:t>96:5–6</w:t>
         </w:r>
       </w:hyperlink>
       <w:r>
         <w:rPr>
           <w:lang w:val="zh_TW" w:bidi="zh_TW"/>
         </w:rPr>
-        <w:t>，</w:t>
-      </w:r>
-      <w:hyperlink r:id="rId36">
+        <w:t>；</w:t>
+      </w:r>
+      <w:hyperlink r:id="rId48">
         <w:r>
           <w:rPr>
             <w:lang w:val="zh_TW" w:bidi="zh_TW"/>
@@ -1175,16 +1266,16 @@
             <w:color w:val="0000EE"/>
             <w:u w:val="single"/>
           </w:rPr>
-          <w:t>10:12</w:t>
+          <w:t>歌2:8–17</w:t>
         </w:r>
       </w:hyperlink>
       <w:r>
         <w:rPr>
           <w:lang w:val="zh_TW" w:bidi="zh_TW"/>
         </w:rPr>
-        <w:t>、</w:t>
-      </w:r>
-      <w:hyperlink r:id="rId37">
+        <w:t>，</w:t>
+      </w:r>
+      <w:hyperlink r:id="rId49">
         <w:r>
           <w:rPr>
             <w:lang w:val="zh_TW" w:bidi="zh_TW"/>
@@ -1193,7 +1284,7 @@
             <w:color w:val="0000EE"/>
             <w:u w:val="single"/>
           </w:rPr>
-          <w:t>20</w:t>
+          <w:t>4:12–5:1</w:t>
         </w:r>
       </w:hyperlink>
       <w:r>
@@ -1202,7 +1293,7 @@
         </w:rPr>
         <w:t>，</w:t>
       </w:r>
-      <w:hyperlink r:id="rId17">
+      <w:hyperlink r:id="rId50">
         <w:r>
           <w:rPr>
             <w:lang w:val="zh_TW" w:bidi="zh_TW"/>
@@ -1211,16 +1302,16 @@
             <w:color w:val="0000EE"/>
             <w:u w:val="single"/>
           </w:rPr>
-          <w:t>16:13–17</w:t>
+          <w:t>6:2–3</w:t>
         </w:r>
       </w:hyperlink>
       <w:r>
         <w:rPr>
           <w:lang w:val="zh_TW" w:bidi="zh_TW"/>
         </w:rPr>
-        <w:t>，</w:t>
-      </w:r>
-      <w:hyperlink r:id="rId56">
+        <w:t>、</w:t>
+      </w:r>
+      <w:hyperlink r:id="rId51">
         <w:r>
           <w:rPr>
             <w:lang w:val="zh_TW" w:bidi="zh_TW"/>
@@ -1229,16 +1320,16 @@
             <w:color w:val="0000EE"/>
             <w:u w:val="single"/>
           </w:rPr>
-          <w:t>26:1–15</w:t>
+          <w:t>11–12</w:t>
         </w:r>
       </w:hyperlink>
       <w:r>
         <w:rPr>
           <w:lang w:val="zh_TW" w:bidi="zh_TW"/>
         </w:rPr>
-        <w:t>；</w:t>
-      </w:r>
-      <w:hyperlink r:id="rId15">
+        <w:t>，</w:t>
+      </w:r>
+      <w:hyperlink r:id="rId58">
         <w:r>
           <w:rPr>
             <w:lang w:val="zh_TW" w:bidi="zh_TW"/>
@@ -1247,7 +1338,7 @@
             <w:color w:val="0000EE"/>
             <w:u w:val="single"/>
           </w:rPr>
-          <w:t>王上5:3–5</w:t>
+          <w:t>7:10–13</w:t>
         </w:r>
       </w:hyperlink>
       <w:r>
@@ -1256,7 +1347,7 @@
         </w:rPr>
         <w:t>；</w:t>
       </w:r>
-      <w:hyperlink r:id="rId57">
+      <w:hyperlink r:id="rId59">
         <w:r>
           <w:rPr>
             <w:lang w:val="zh_TW" w:bidi="zh_TW"/>
@@ -1265,367 +1356,7 @@
             <w:color w:val="0000EE"/>
             <w:u w:val="single"/>
           </w:rPr>
-          <w:t>詩24:3–6</w:t>
-        </w:r>
-      </w:hyperlink>
-      <w:r>
-        <w:rPr>
-          <w:lang w:val="zh_TW" w:bidi="zh_TW"/>
-        </w:rPr>
-        <w:t>，</w:t>
-      </w:r>
-      <w:hyperlink r:id="rId58">
-        <w:r>
-          <w:rPr>
-            <w:lang w:val="zh_TW" w:bidi="zh_TW"/>
-          </w:rPr>
-          <w:rPr>
-            <w:color w:val="0000EE"/>
-            <w:u w:val="single"/>
-          </w:rPr>
-          <w:t>51:1–19</w:t>
-        </w:r>
-      </w:hyperlink>
-      <w:r>
-        <w:rPr>
-          <w:lang w:val="zh_TW" w:bidi="zh_TW"/>
-        </w:rPr>
-        <w:t>；</w:t>
-      </w:r>
-      <w:hyperlink r:id="rId59">
-        <w:r>
-          <w:rPr>
-            <w:lang w:val="zh_TW" w:bidi="zh_TW"/>
-          </w:rPr>
-          <w:rPr>
-            <w:color w:val="0000EE"/>
-            <w:u w:val="single"/>
-          </w:rPr>
-          <w:t>何6:6</w:t>
-        </w:r>
-      </w:hyperlink>
-      <w:r>
-        <w:rPr>
-          <w:lang w:val="zh_TW" w:bidi="zh_TW"/>
-        </w:rPr>
-        <w:t>，</w:t>
-      </w:r>
-      <w:hyperlink r:id="rId60">
-        <w:r>
-          <w:rPr>
-            <w:lang w:val="zh_TW" w:bidi="zh_TW"/>
-          </w:rPr>
-          <w:rPr>
-            <w:color w:val="0000EE"/>
-            <w:u w:val="single"/>
-          </w:rPr>
-          <w:t>14:1–2</w:t>
-        </w:r>
-      </w:hyperlink>
-      <w:r>
-        <w:rPr>
-          <w:lang w:val="zh_TW" w:bidi="zh_TW"/>
-        </w:rPr>
-        <w:t>；</w:t>
-      </w:r>
-      <w:hyperlink r:id="rId61">
-        <w:r>
-          <w:rPr>
-            <w:lang w:val="zh_TW" w:bidi="zh_TW"/>
-          </w:rPr>
-          <w:rPr>
-            <w:color w:val="0000EE"/>
-            <w:u w:val="single"/>
-          </w:rPr>
-          <w:t>彌6:6–8</w:t>
-        </w:r>
-      </w:hyperlink>
-      <w:r>
-        <w:rPr>
-          <w:lang w:val="zh_TW" w:bidi="zh_TW"/>
-        </w:rPr>
-        <w:t>；</w:t>
-      </w:r>
-      <w:hyperlink r:id="rId39">
-        <w:r>
-          <w:rPr>
-            <w:lang w:val="zh_TW" w:bidi="zh_TW"/>
-          </w:rPr>
-          <w:rPr>
-            <w:color w:val="0000EE"/>
-            <w:u w:val="single"/>
-          </w:rPr>
-          <w:t>太4:10</w:t>
-        </w:r>
-      </w:hyperlink>
-      <w:r>
-        <w:rPr>
-          <w:lang w:val="zh_TW" w:bidi="zh_TW"/>
-        </w:rPr>
-        <w:t>，</w:t>
-      </w:r>
-      <w:hyperlink r:id="rId46">
-        <w:r>
-          <w:rPr>
-            <w:lang w:val="zh_TW" w:bidi="zh_TW"/>
-          </w:rPr>
-          <w:rPr>
-            <w:color w:val="0000EE"/>
-            <w:u w:val="single"/>
-          </w:rPr>
-          <w:t>5:16</w:t>
-        </w:r>
-      </w:hyperlink>
-      <w:r>
-        <w:rPr>
-          <w:lang w:val="zh_TW" w:bidi="zh_TW"/>
-        </w:rPr>
-        <w:t>，</w:t>
-      </w:r>
-      <w:hyperlink r:id="rId62">
-        <w:r>
-          <w:rPr>
-            <w:lang w:val="zh_TW" w:bidi="zh_TW"/>
-          </w:rPr>
-          <w:rPr>
-            <w:color w:val="0000EE"/>
-            <w:u w:val="single"/>
-          </w:rPr>
-          <w:t>6:1–18</w:t>
-        </w:r>
-      </w:hyperlink>
-      <w:r>
-        <w:rPr>
-          <w:lang w:val="zh_TW" w:bidi="zh_TW"/>
-        </w:rPr>
-        <w:t>；</w:t>
-      </w:r>
-      <w:hyperlink r:id="rId63">
-        <w:r>
-          <w:rPr>
-            <w:lang w:val="zh_TW" w:bidi="zh_TW"/>
-          </w:rPr>
-          <w:rPr>
-            <w:color w:val="0000EE"/>
-            <w:u w:val="single"/>
-          </w:rPr>
-          <w:t>約4:19–24</w:t>
-        </w:r>
-      </w:hyperlink>
-      <w:r>
-        <w:rPr>
-          <w:lang w:val="zh_TW" w:bidi="zh_TW"/>
-        </w:rPr>
-        <w:t>，</w:t>
-      </w:r>
-      <w:hyperlink r:id="rId64">
-        <w:r>
-          <w:rPr>
-            <w:lang w:val="zh_TW" w:bidi="zh_TW"/>
-          </w:rPr>
-          <w:rPr>
-            <w:color w:val="0000EE"/>
-            <w:u w:val="single"/>
-          </w:rPr>
-          <w:t>5:23</w:t>
-        </w:r>
-      </w:hyperlink>
-      <w:r>
-        <w:rPr>
-          <w:lang w:val="zh_TW" w:bidi="zh_TW"/>
-        </w:rPr>
-        <w:t>，</w:t>
-      </w:r>
-      <w:hyperlink r:id="rId33">
-        <w:r>
-          <w:rPr>
-            <w:lang w:val="zh_TW" w:bidi="zh_TW"/>
-          </w:rPr>
-          <w:rPr>
-            <w:color w:val="0000EE"/>
-            <w:u w:val="single"/>
-          </w:rPr>
-          <w:t>14:6</w:t>
-        </w:r>
-      </w:hyperlink>
-      <w:r>
-        <w:rPr>
-          <w:lang w:val="zh_TW" w:bidi="zh_TW"/>
-        </w:rPr>
-        <w:t>；</w:t>
-      </w:r>
-      <w:hyperlink r:id="rId47">
-        <w:r>
-          <w:rPr>
-            <w:lang w:val="zh_TW" w:bidi="zh_TW"/>
-          </w:rPr>
-          <w:rPr>
-            <w:color w:val="0000EE"/>
-            <w:u w:val="single"/>
-          </w:rPr>
-          <w:t>徒2:40–47</w:t>
-        </w:r>
-      </w:hyperlink>
-      <w:r>
-        <w:rPr>
-          <w:lang w:val="zh_TW" w:bidi="zh_TW"/>
-        </w:rPr>
-        <w:t>；</w:t>
-      </w:r>
-      <w:hyperlink r:id="rId65">
-        <w:r>
-          <w:rPr>
-            <w:lang w:val="zh_TW" w:bidi="zh_TW"/>
-          </w:rPr>
-          <w:rPr>
-            <w:color w:val="0000EE"/>
-            <w:u w:val="single"/>
-          </w:rPr>
-          <w:t>羅12:1–2</w:t>
-        </w:r>
-      </w:hyperlink>
-      <w:r>
-        <w:rPr>
-          <w:lang w:val="zh_TW" w:bidi="zh_TW"/>
-        </w:rPr>
-        <w:t>；</w:t>
-      </w:r>
-      <w:hyperlink r:id="rId45">
-        <w:r>
-          <w:rPr>
-            <w:lang w:val="zh_TW" w:bidi="zh_TW"/>
-          </w:rPr>
-          <w:rPr>
-            <w:color w:val="0000EE"/>
-            <w:u w:val="single"/>
-          </w:rPr>
-          <w:t>林前3:16–17</w:t>
-        </w:r>
-      </w:hyperlink>
-      <w:r>
-        <w:rPr>
-          <w:lang w:val="zh_TW" w:bidi="zh_TW"/>
-        </w:rPr>
-        <w:t>，</w:t>
-      </w:r>
-      <w:hyperlink r:id="rId66">
-        <w:r>
-          <w:rPr>
-            <w:lang w:val="zh_TW" w:bidi="zh_TW"/>
-          </w:rPr>
-          <w:rPr>
-            <w:color w:val="0000EE"/>
-            <w:u w:val="single"/>
-          </w:rPr>
-          <w:t>14:1–40</w:t>
-        </w:r>
-      </w:hyperlink>
-      <w:r>
-        <w:rPr>
-          <w:lang w:val="zh_TW" w:bidi="zh_TW"/>
-        </w:rPr>
-        <w:t>；</w:t>
-      </w:r>
-      <w:hyperlink r:id="rId67">
-        <w:r>
-          <w:rPr>
-            <w:lang w:val="zh_TW" w:bidi="zh_TW"/>
-          </w:rPr>
-          <w:rPr>
-            <w:color w:val="0000EE"/>
-            <w:u w:val="single"/>
-          </w:rPr>
-          <w:t>腓3:3</w:t>
-        </w:r>
-      </w:hyperlink>
-      <w:r>
-        <w:rPr>
-          <w:lang w:val="zh_TW" w:bidi="zh_TW"/>
-        </w:rPr>
-        <w:t>；</w:t>
-      </w:r>
-      <w:hyperlink r:id="rId68">
-        <w:r>
-          <w:rPr>
-            <w:lang w:val="zh_TW" w:bidi="zh_TW"/>
-          </w:rPr>
-          <w:rPr>
-            <w:color w:val="0000EE"/>
-            <w:u w:val="single"/>
-          </w:rPr>
-          <w:t>來10:1–25</w:t>
-        </w:r>
-      </w:hyperlink>
-      <w:r>
-        <w:rPr>
-          <w:lang w:val="zh_TW" w:bidi="zh_TW"/>
-        </w:rPr>
-        <w:t>；</w:t>
-      </w:r>
-      <w:hyperlink r:id="rId50">
-        <w:r>
-          <w:rPr>
-            <w:lang w:val="zh_TW" w:bidi="zh_TW"/>
-          </w:rPr>
-          <w:rPr>
-            <w:color w:val="0000EE"/>
-            <w:u w:val="single"/>
-          </w:rPr>
-          <w:t>彼前3:15</w:t>
-        </w:r>
-      </w:hyperlink>
-      <w:r>
-        <w:rPr>
-          <w:lang w:val="zh_TW" w:bidi="zh_TW"/>
-        </w:rPr>
-        <w:t>；</w:t>
-      </w:r>
-      <w:hyperlink r:id="rId51">
-        <w:r>
-          <w:rPr>
-            <w:lang w:val="zh_TW" w:bidi="zh_TW"/>
-          </w:rPr>
-          <w:rPr>
-            <w:color w:val="0000EE"/>
-            <w:u w:val="single"/>
-          </w:rPr>
-          <w:t>約一5:21</w:t>
-        </w:r>
-      </w:hyperlink>
-      <w:r>
-        <w:rPr>
-          <w:lang w:val="zh_TW" w:bidi="zh_TW"/>
-        </w:rPr>
-        <w:t>；</w:t>
-      </w:r>
-      <w:hyperlink r:id="rId69">
-        <w:r>
-          <w:rPr>
-            <w:lang w:val="zh_TW" w:bidi="zh_TW"/>
-          </w:rPr>
-          <w:rPr>
-            <w:color w:val="0000EE"/>
-            <w:u w:val="single"/>
-          </w:rPr>
-          <w:t>啟5:9–13</w:t>
-        </w:r>
-      </w:hyperlink>
-      <w:r>
-        <w:rPr>
-          <w:lang w:val="zh_TW" w:bidi="zh_TW"/>
-        </w:rPr>
-        <w:t>，</w:t>
-      </w:r>
-      <w:hyperlink r:id="rId70">
-        <w:r>
-          <w:rPr>
-            <w:lang w:val="zh_TW" w:bidi="zh_TW"/>
-          </w:rPr>
-          <w:rPr>
-            <w:color w:val="0000EE"/>
-            <w:u w:val="single"/>
-          </w:rPr>
-          <w:t>15:3</w:t>
+          <w:t>太6:26–30</w:t>
         </w:r>
       </w:hyperlink>
       <w:r>

--- a/zht/docx/012.content.docx
+++ b/zht/docx/012.content.docx
@@ -19,7 +19,7 @@
         <w:rPr>
           <w:lang w:val="zh_TW" w:bidi="zh_TW"/>
         </w:rPr>
-        <w:t>Resource: Tyndale Open Study Notes</w:t>
+        <w:t>Resource: Aquifer Open Study Notes (Themes)</w:t>
       </w:r>
       <w:r>
         <w:rPr>
@@ -112,7 +112,7 @@
         <w:rPr>
           <w:lang w:val="zh_TW" w:bidi="zh_TW"/>
         </w:rPr>
-        <w:t>Tyndale Open Study Notes</w:t>
+        <w:t>Aquifer Open Study Notes (Themes)</w:t>
       </w:r>
     </w:p>
     <w:p>

--- a/zht/docx/012.content.docx
+++ b/zht/docx/012.content.docx
@@ -233,72 +233,48 @@
         </w:rPr>
         <w:t>當大衛漸漸成功時，掃羅王便成了他的敵人。因為掃羅王不忠，神棄絕了他，聖靈的膏抹則臨到大衛身上（</w:t>
       </w:r>
-      <w:hyperlink r:id="rId13">
-        <w:r>
-          <w:rPr>
-            <w:lang w:val="zh_TW" w:bidi="zh_TW"/>
-          </w:rPr>
-          <w:rPr>
-            <w:color w:val="0000EE"/>
-            <w:u w:val="single"/>
-          </w:rPr>
-          <w:t>撒上15:1–16:14</w:t>
-        </w:r>
-      </w:hyperlink>
+      <w:r>
+        <w:rPr>
+          <w:lang w:val="zh_TW" w:bidi="zh_TW"/>
+        </w:rPr>
+        <w:t>撒上15:1–16:14</w:t>
+      </w:r>
       <w:r>
         <w:rPr>
           <w:lang w:val="zh_TW" w:bidi="zh_TW"/>
         </w:rPr>
         <w:t>）。當掃羅心裡煩亂時，大衛彈琴安撫他（</w:t>
       </w:r>
-      <w:hyperlink r:id="rId14">
-        <w:r>
-          <w:rPr>
-            <w:lang w:val="zh_TW" w:bidi="zh_TW"/>
-          </w:rPr>
-          <w:rPr>
-            <w:color w:val="0000EE"/>
-            <w:u w:val="single"/>
-          </w:rPr>
-          <w:t>16:15–23</w:t>
-        </w:r>
-      </w:hyperlink>
+      <w:r>
+        <w:rPr>
+          <w:lang w:val="zh_TW" w:bidi="zh_TW"/>
+        </w:rPr>
+        <w:t>16:15–23</w:t>
+      </w:r>
       <w:r>
         <w:rPr>
           <w:lang w:val="zh_TW" w:bidi="zh_TW"/>
         </w:rPr>
         <w:t>）；當以色列面臨哥利亞的威脅時，大衛勇敢迎戰，顯出他是有能力且成功的年輕戰士（</w:t>
       </w:r>
-      <w:hyperlink r:id="rId15">
-        <w:r>
-          <w:rPr>
-            <w:lang w:val="zh_TW" w:bidi="zh_TW"/>
-          </w:rPr>
-          <w:rPr>
-            <w:color w:val="0000EE"/>
-            <w:u w:val="single"/>
-          </w:rPr>
-          <w:t>撒上17章</w:t>
-        </w:r>
-      </w:hyperlink>
+      <w:r>
+        <w:rPr>
+          <w:lang w:val="zh_TW" w:bidi="zh_TW"/>
+        </w:rPr>
+        <w:t>撒上17章</w:t>
+      </w:r>
       <w:r>
         <w:rPr>
           <w:lang w:val="zh_TW" w:bidi="zh_TW"/>
         </w:rPr>
         <w:t>）。人們開始注意大衛、稱讚他的戰功，掃羅便感到恐懼與妒忌（</w:t>
       </w:r>
-      <w:hyperlink r:id="rId16">
-        <w:r>
-          <w:rPr>
-            <w:lang w:val="zh_TW" w:bidi="zh_TW"/>
-          </w:rPr>
-          <w:rPr>
-            <w:color w:val="0000EE"/>
-            <w:u w:val="single"/>
-          </w:rPr>
-          <w:t>18:6–9</w:t>
-        </w:r>
-      </w:hyperlink>
+      <w:r>
+        <w:rPr>
+          <w:lang w:val="zh_TW" w:bidi="zh_TW"/>
+        </w:rPr>
+        <w:t>18:6–9</w:t>
+      </w:r>
       <w:r>
         <w:rPr>
           <w:lang w:val="zh_TW" w:bidi="zh_TW"/>
@@ -319,144 +295,96 @@
         </w:rPr>
         <w:t>掃羅曾兩次想用槍刺死大衛（</w:t>
       </w:r>
-      <w:hyperlink r:id="rId17">
-        <w:r>
-          <w:rPr>
-            <w:lang w:val="zh_TW" w:bidi="zh_TW"/>
-          </w:rPr>
-          <w:rPr>
-            <w:color w:val="0000EE"/>
-            <w:u w:val="single"/>
-          </w:rPr>
-          <w:t>撒上18:10–11</w:t>
-        </w:r>
-      </w:hyperlink>
+      <w:r>
+        <w:rPr>
+          <w:lang w:val="zh_TW" w:bidi="zh_TW"/>
+        </w:rPr>
+        <w:t>撒上18:10–11</w:t>
+      </w:r>
       <w:r>
         <w:rPr>
           <w:lang w:val="zh_TW" w:bidi="zh_TW"/>
         </w:rPr>
         <w:t>），但大衛仍然繼續為他效力。他帶領掃羅的軍隊（</w:t>
       </w:r>
-      <w:hyperlink r:id="rId18">
-        <w:r>
-          <w:rPr>
-            <w:lang w:val="zh_TW" w:bidi="zh_TW"/>
-          </w:rPr>
-          <w:rPr>
-            <w:color w:val="0000EE"/>
-            <w:u w:val="single"/>
-          </w:rPr>
-          <w:t>18:13</w:t>
-        </w:r>
-      </w:hyperlink>
+      <w:r>
+        <w:rPr>
+          <w:lang w:val="zh_TW" w:bidi="zh_TW"/>
+        </w:rPr>
+        <w:t>18:13</w:t>
+      </w:r>
       <w:r>
         <w:rPr>
           <w:lang w:val="zh_TW" w:bidi="zh_TW"/>
         </w:rPr>
         <w:t>），又娶了掃羅的女兒為妻（</w:t>
       </w:r>
-      <w:hyperlink r:id="rId19">
-        <w:r>
-          <w:rPr>
-            <w:lang w:val="zh_TW" w:bidi="zh_TW"/>
-          </w:rPr>
-          <w:rPr>
-            <w:color w:val="0000EE"/>
-            <w:u w:val="single"/>
-          </w:rPr>
-          <w:t>18:17–27</w:t>
-        </w:r>
-      </w:hyperlink>
+      <w:r>
+        <w:rPr>
+          <w:lang w:val="zh_TW" w:bidi="zh_TW"/>
+        </w:rPr>
+        <w:t>18:17–27</w:t>
+      </w:r>
       <w:r>
         <w:rPr>
           <w:lang w:val="zh_TW" w:bidi="zh_TW"/>
         </w:rPr>
         <w:t>）。他在掃羅的皇宮裡彈奏豎琴（</w:t>
       </w:r>
-      <w:hyperlink r:id="rId20">
-        <w:r>
-          <w:rPr>
-            <w:lang w:val="zh_TW" w:bidi="zh_TW"/>
-          </w:rPr>
-          <w:rPr>
-            <w:color w:val="0000EE"/>
-            <w:u w:val="single"/>
-          </w:rPr>
-          <w:t>19:7</w:t>
-        </w:r>
-      </w:hyperlink>
+      <w:r>
+        <w:rPr>
+          <w:lang w:val="zh_TW" w:bidi="zh_TW"/>
+        </w:rPr>
+        <w:t>19:7</w:t>
+      </w:r>
       <w:r>
         <w:rPr>
           <w:lang w:val="zh_TW" w:bidi="zh_TW"/>
         </w:rPr>
         <w:t>、</w:t>
       </w:r>
-      <w:hyperlink r:id="rId21">
-        <w:r>
-          <w:rPr>
-            <w:lang w:val="zh_TW" w:bidi="zh_TW"/>
-          </w:rPr>
-          <w:rPr>
-            <w:color w:val="0000EE"/>
-            <w:u w:val="single"/>
-          </w:rPr>
-          <w:t>9</w:t>
-        </w:r>
-      </w:hyperlink>
+      <w:r>
+        <w:rPr>
+          <w:lang w:val="zh_TW" w:bidi="zh_TW"/>
+        </w:rPr>
+        <w:t>9</w:t>
+      </w:r>
       <w:r>
         <w:rPr>
           <w:lang w:val="zh_TW" w:bidi="zh_TW"/>
         </w:rPr>
         <w:t>）。大衛凡事順利，更加深了掃羅的恐懼與疑忌，甚至再次想殺他（</w:t>
       </w:r>
-      <w:hyperlink r:id="rId22">
-        <w:r>
-          <w:rPr>
-            <w:lang w:val="zh_TW" w:bidi="zh_TW"/>
-          </w:rPr>
-          <w:rPr>
-            <w:color w:val="0000EE"/>
-            <w:u w:val="single"/>
-          </w:rPr>
-          <w:t>19:9–11</w:t>
-        </w:r>
-      </w:hyperlink>
+      <w:r>
+        <w:rPr>
+          <w:lang w:val="zh_TW" w:bidi="zh_TW"/>
+        </w:rPr>
+        <w:t>19:9–11</w:t>
+      </w:r>
       <w:r>
         <w:rPr>
           <w:lang w:val="zh_TW" w:bidi="zh_TW"/>
         </w:rPr>
         <w:t>）。大衛為了保命，不得不逃走（</w:t>
       </w:r>
-      <w:hyperlink r:id="rId23">
-        <w:r>
-          <w:rPr>
-            <w:lang w:val="zh_TW" w:bidi="zh_TW"/>
-          </w:rPr>
-          <w:rPr>
-            <w:color w:val="0000EE"/>
-            <w:u w:val="single"/>
-          </w:rPr>
-          <w:t>19:11–18</w:t>
-        </w:r>
-      </w:hyperlink>
+      <w:r>
+        <w:rPr>
+          <w:lang w:val="zh_TW" w:bidi="zh_TW"/>
+        </w:rPr>
+        <w:t>19:11–18</w:t>
+      </w:r>
       <w:r>
         <w:rPr>
           <w:lang w:val="zh_TW" w:bidi="zh_TW"/>
         </w:rPr>
         <w:t>，</w:t>
       </w:r>
-      <w:hyperlink r:id="rId24">
-        <w:r>
-          <w:rPr>
-            <w:lang w:val="zh_TW" w:bidi="zh_TW"/>
-          </w:rPr>
-          <w:rPr>
-            <w:color w:val="0000EE"/>
-            <w:u w:val="single"/>
-          </w:rPr>
-          <w:t>20:1–42</w:t>
-        </w:r>
-      </w:hyperlink>
+      <w:r>
+        <w:rPr>
+          <w:lang w:val="zh_TW" w:bidi="zh_TW"/>
+        </w:rPr>
+        <w:t>20:1–42</w:t>
+      </w:r>
       <w:r>
         <w:rPr>
           <w:lang w:val="zh_TW" w:bidi="zh_TW"/>
@@ -477,60 +405,36 @@
         </w:rPr>
         <w:t>在掃羅王餘下的統治期間，大衛成了逃亡者，被自己忠心服事的君王追殺。即便如此，他仍拒絕傷害掃羅。他有兩次機會殺掃羅（</w:t>
       </w:r>
-      <w:hyperlink r:id="rId25">
-        <w:r>
-          <w:rPr>
-            <w:lang w:val="zh_TW" w:bidi="zh_TW"/>
-          </w:rPr>
-          <w:rPr>
-            <w:color w:val="0000EE"/>
-            <w:u w:val="single"/>
-          </w:rPr>
-          <w:t>撒上24:1–22，</w:t>
-        </w:r>
-      </w:hyperlink>
-      <w:hyperlink r:id="rId26">
-        <w:r>
-          <w:rPr>
-            <w:lang w:val="zh_TW" w:bidi="zh_TW"/>
-          </w:rPr>
-          <w:rPr>
-            <w:color w:val="0000EE"/>
-            <w:u w:val="single"/>
-          </w:rPr>
-          <w:t>26:1–25</w:t>
-        </w:r>
-      </w:hyperlink>
+      <w:r>
+        <w:rPr>
+          <w:lang w:val="zh_TW" w:bidi="zh_TW"/>
+        </w:rPr>
+        <w:t>撒上24:1–22，</w:t>
+      </w:r>
+      <w:r>
+        <w:rPr>
+          <w:lang w:val="zh_TW" w:bidi="zh_TW"/>
+        </w:rPr>
+        <w:t>26:1–25</w:t>
+      </w:r>
       <w:r>
         <w:rPr>
           <w:lang w:val="zh_TW" w:bidi="zh_TW"/>
         </w:rPr>
         <w:t>），但他都堅持不下手攻擊「耶和華的受膏者」（</w:t>
       </w:r>
-      <w:hyperlink r:id="rId27">
-        <w:r>
-          <w:rPr>
-            <w:lang w:val="zh_TW" w:bidi="zh_TW"/>
-          </w:rPr>
-          <w:rPr>
-            <w:color w:val="0000EE"/>
-            <w:u w:val="single"/>
-          </w:rPr>
-          <w:t>24:6，</w:t>
-        </w:r>
-      </w:hyperlink>
-      <w:hyperlink r:id="rId28">
-        <w:r>
-          <w:rPr>
-            <w:lang w:val="zh_TW" w:bidi="zh_TW"/>
-          </w:rPr>
-          <w:rPr>
-            <w:color w:val="0000EE"/>
-            <w:u w:val="single"/>
-          </w:rPr>
-          <w:t>26:9</w:t>
-        </w:r>
-      </w:hyperlink>
+      <w:r>
+        <w:rPr>
+          <w:lang w:val="zh_TW" w:bidi="zh_TW"/>
+        </w:rPr>
+        <w:t>24:6，</w:t>
+      </w:r>
+      <w:r>
+        <w:rPr>
+          <w:lang w:val="zh_TW" w:bidi="zh_TW"/>
+        </w:rPr>
+        <w:t>26:9</w:t>
+      </w:r>
       <w:r>
         <w:rPr>
           <w:lang w:val="zh_TW" w:bidi="zh_TW"/>
@@ -551,78 +455,48 @@
         </w:rPr>
         <w:t>在這段逃亡歲月中，大衛仍然事奉耶和華與以色列百姓 （</w:t>
       </w:r>
-      <w:hyperlink r:id="rId29">
-        <w:r>
-          <w:rPr>
-            <w:lang w:val="zh_TW" w:bidi="zh_TW"/>
-          </w:rPr>
-          <w:rPr>
-            <w:color w:val="0000EE"/>
-            <w:u w:val="single"/>
-          </w:rPr>
-          <w:t>撒上23:1–6，</w:t>
-        </w:r>
-      </w:hyperlink>
-      <w:hyperlink r:id="rId30">
-        <w:r>
-          <w:rPr>
-            <w:lang w:val="zh_TW" w:bidi="zh_TW"/>
-          </w:rPr>
-          <w:rPr>
-            <w:color w:val="0000EE"/>
-            <w:u w:val="single"/>
-          </w:rPr>
-          <w:t>25:4–9</w:t>
-        </w:r>
-      </w:hyperlink>
+      <w:r>
+        <w:rPr>
+          <w:lang w:val="zh_TW" w:bidi="zh_TW"/>
+        </w:rPr>
+        <w:t>撒上23:1–6，</w:t>
+      </w:r>
+      <w:r>
+        <w:rPr>
+          <w:lang w:val="zh_TW" w:bidi="zh_TW"/>
+        </w:rPr>
+        <w:t>25:4–9</w:t>
+      </w:r>
       <w:r>
         <w:rPr>
           <w:lang w:val="zh_TW" w:bidi="zh_TW"/>
         </w:rPr>
         <w:t>、</w:t>
       </w:r>
-      <w:hyperlink r:id="rId31">
-        <w:r>
-          <w:rPr>
-            <w:lang w:val="zh_TW" w:bidi="zh_TW"/>
-          </w:rPr>
-          <w:rPr>
-            <w:color w:val="0000EE"/>
-            <w:u w:val="single"/>
-          </w:rPr>
-          <w:t>14–16，</w:t>
-        </w:r>
-      </w:hyperlink>
-      <w:hyperlink r:id="rId32">
-        <w:r>
-          <w:rPr>
-            <w:lang w:val="zh_TW" w:bidi="zh_TW"/>
-          </w:rPr>
-          <w:rPr>
-            <w:color w:val="0000EE"/>
-            <w:u w:val="single"/>
-          </w:rPr>
-          <w:t>27:8–9</w:t>
-        </w:r>
-      </w:hyperlink>
+      <w:r>
+        <w:rPr>
+          <w:lang w:val="zh_TW" w:bidi="zh_TW"/>
+        </w:rPr>
+        <w:t>14–16，</w:t>
+      </w:r>
+      <w:r>
+        <w:rPr>
+          <w:lang w:val="zh_TW" w:bidi="zh_TW"/>
+        </w:rPr>
+        <w:t>27:8–9</w:t>
+      </w:r>
       <w:r>
         <w:rPr>
           <w:lang w:val="zh_TW" w:bidi="zh_TW"/>
         </w:rPr>
         <w:t>）。他聽見掃羅與約拿單戰死的消息，為這位「相悅相愛」的王與王的兒子深切哀悼 （</w:t>
       </w:r>
-      <w:hyperlink r:id="rId33">
-        <w:r>
-          <w:rPr>
-            <w:lang w:val="zh_TW" w:bidi="zh_TW"/>
-          </w:rPr>
-          <w:rPr>
-            <w:color w:val="0000EE"/>
-            <w:u w:val="single"/>
-          </w:rPr>
-          <w:t>撒下1:17–27</w:t>
-        </w:r>
-      </w:hyperlink>
+      <w:r>
+        <w:rPr>
+          <w:lang w:val="zh_TW" w:bidi="zh_TW"/>
+        </w:rPr>
+        <w:t>撒下1:17–27</w:t>
+      </w:r>
       <w:r>
         <w:rPr>
           <w:lang w:val="zh_TW" w:bidi="zh_TW"/>
@@ -643,60 +517,36 @@
         </w:rPr>
         <w:t>大衛對一位恨他、要殺他的王仍然忠心。類似地，先知耶利米曾在王宮中宣講預言，結果王燒掉其書卷，甚至將他扔進牢獄裡殺害他（</w:t>
       </w:r>
-      <w:hyperlink r:id="rId34">
-        <w:r>
-          <w:rPr>
-            <w:lang w:val="zh_TW" w:bidi="zh_TW"/>
-          </w:rPr>
-          <w:rPr>
-            <w:color w:val="0000EE"/>
-            <w:u w:val="single"/>
-          </w:rPr>
-          <w:t>耶36:21–26，</w:t>
-        </w:r>
-      </w:hyperlink>
-      <w:hyperlink r:id="rId35">
-        <w:r>
-          <w:rPr>
-            <w:lang w:val="zh_TW" w:bidi="zh_TW"/>
-          </w:rPr>
-          <w:rPr>
-            <w:color w:val="0000EE"/>
-            <w:u w:val="single"/>
-          </w:rPr>
-          <w:t>38:1–13</w:t>
-        </w:r>
-      </w:hyperlink>
+      <w:r>
+        <w:rPr>
+          <w:lang w:val="zh_TW" w:bidi="zh_TW"/>
+        </w:rPr>
+        <w:t>耶36:21–26，</w:t>
+      </w:r>
+      <w:r>
+        <w:rPr>
+          <w:lang w:val="zh_TW" w:bidi="zh_TW"/>
+        </w:rPr>
+        <w:t>38:1–13</w:t>
+      </w:r>
       <w:r>
         <w:rPr>
           <w:lang w:val="zh_TW" w:bidi="zh_TW"/>
         </w:rPr>
         <w:t>）。但他仍忠心服事神。先知但以理和他的朋友也在巴比倫與波斯王宮中事奉，雖然那些君王有時頒布與他們信仰相違的法令，甚至針對他們個人（</w:t>
       </w:r>
-      <w:hyperlink r:id="rId36">
-        <w:r>
-          <w:rPr>
-            <w:lang w:val="zh_TW" w:bidi="zh_TW"/>
-          </w:rPr>
-          <w:rPr>
-            <w:color w:val="0000EE"/>
-            <w:u w:val="single"/>
-          </w:rPr>
-          <w:t>但3:1–30，</w:t>
-        </w:r>
-      </w:hyperlink>
-      <w:hyperlink r:id="rId37">
-        <w:r>
-          <w:rPr>
-            <w:lang w:val="zh_TW" w:bidi="zh_TW"/>
-          </w:rPr>
-          <w:rPr>
-            <w:color w:val="0000EE"/>
-            <w:u w:val="single"/>
-          </w:rPr>
-          <w:t>6:1–28</w:t>
-        </w:r>
-      </w:hyperlink>
+      <w:r>
+        <w:rPr>
+          <w:lang w:val="zh_TW" w:bidi="zh_TW"/>
+        </w:rPr>
+        <w:t>但3:1–30，</w:t>
+      </w:r>
+      <w:r>
+        <w:rPr>
+          <w:lang w:val="zh_TW" w:bidi="zh_TW"/>
+        </w:rPr>
+        <w:t>6:1–28</w:t>
+      </w:r>
       <w:r>
         <w:rPr>
           <w:lang w:val="zh_TW" w:bidi="zh_TW"/>
@@ -754,180 +604,114 @@
           <w:lang w:val="zh_TW" w:bidi="zh_TW"/>
         </w:rPr>
       </w:r>
-      <w:hyperlink r:id="rId25">
-        <w:r>
-          <w:rPr>
-            <w:lang w:val="zh_TW" w:bidi="zh_TW"/>
-          </w:rPr>
-          <w:rPr>
-            <w:color w:val="0000EE"/>
-            <w:u w:val="single"/>
-          </w:rPr>
-          <w:t>撒上24:1–22</w:t>
-        </w:r>
-      </w:hyperlink>
+      <w:r>
+        <w:rPr>
+          <w:lang w:val="zh_TW" w:bidi="zh_TW"/>
+        </w:rPr>
+        <w:t>撒上24:1–22</w:t>
+      </w:r>
       <w:r>
         <w:rPr>
           <w:lang w:val="zh_TW" w:bidi="zh_TW"/>
         </w:rPr>
         <w:t>；</w:t>
       </w:r>
-      <w:hyperlink r:id="rId38">
-        <w:r>
-          <w:rPr>
-            <w:lang w:val="zh_TW" w:bidi="zh_TW"/>
-          </w:rPr>
-          <w:rPr>
-            <w:color w:val="0000EE"/>
-            <w:u w:val="single"/>
-          </w:rPr>
-          <w:t>撒下1:1–27，</w:t>
-        </w:r>
-      </w:hyperlink>
-      <w:hyperlink r:id="rId39">
-        <w:r>
-          <w:rPr>
-            <w:lang w:val="zh_TW" w:bidi="zh_TW"/>
-          </w:rPr>
-          <w:rPr>
-            <w:color w:val="0000EE"/>
-            <w:u w:val="single"/>
-          </w:rPr>
-          <w:t>11:1–27</w:t>
-        </w:r>
-      </w:hyperlink>
+      <w:r>
+        <w:rPr>
+          <w:lang w:val="zh_TW" w:bidi="zh_TW"/>
+        </w:rPr>
+        <w:t>撒下1:1–27，</w:t>
+      </w:r>
+      <w:r>
+        <w:rPr>
+          <w:lang w:val="zh_TW" w:bidi="zh_TW"/>
+        </w:rPr>
+        <w:t>11:1–27</w:t>
+      </w:r>
       <w:r>
         <w:rPr>
           <w:lang w:val="zh_TW" w:bidi="zh_TW"/>
         </w:rPr>
         <w:t>；</w:t>
       </w:r>
-      <w:hyperlink r:id="rId40">
-        <w:r>
-          <w:rPr>
-            <w:lang w:val="zh_TW" w:bidi="zh_TW"/>
-          </w:rPr>
-          <w:rPr>
-            <w:color w:val="0000EE"/>
-            <w:u w:val="single"/>
-          </w:rPr>
-          <w:t>耶36:21–27，</w:t>
-        </w:r>
-      </w:hyperlink>
-      <w:hyperlink r:id="rId35">
-        <w:r>
-          <w:rPr>
-            <w:lang w:val="zh_TW" w:bidi="zh_TW"/>
-          </w:rPr>
-          <w:rPr>
-            <w:color w:val="0000EE"/>
-            <w:u w:val="single"/>
-          </w:rPr>
-          <w:t>38:1–13</w:t>
-        </w:r>
-      </w:hyperlink>
+      <w:r>
+        <w:rPr>
+          <w:lang w:val="zh_TW" w:bidi="zh_TW"/>
+        </w:rPr>
+        <w:t>耶36:21–27，</w:t>
+      </w:r>
+      <w:r>
+        <w:rPr>
+          <w:lang w:val="zh_TW" w:bidi="zh_TW"/>
+        </w:rPr>
+        <w:t>38:1–13</w:t>
+      </w:r>
       <w:r>
         <w:rPr>
           <w:lang w:val="zh_TW" w:bidi="zh_TW"/>
         </w:rPr>
         <w:t>；</w:t>
       </w:r>
-      <w:hyperlink r:id="rId36">
-        <w:r>
-          <w:rPr>
-            <w:lang w:val="zh_TW" w:bidi="zh_TW"/>
-          </w:rPr>
-          <w:rPr>
-            <w:color w:val="0000EE"/>
-            <w:u w:val="single"/>
-          </w:rPr>
-          <w:t>但3:1–30，</w:t>
-        </w:r>
-      </w:hyperlink>
-      <w:hyperlink r:id="rId37">
-        <w:r>
-          <w:rPr>
-            <w:lang w:val="zh_TW" w:bidi="zh_TW"/>
-          </w:rPr>
-          <w:rPr>
-            <w:color w:val="0000EE"/>
-            <w:u w:val="single"/>
-          </w:rPr>
-          <w:t>6:1–28</w:t>
-        </w:r>
-      </w:hyperlink>
+      <w:r>
+        <w:rPr>
+          <w:lang w:val="zh_TW" w:bidi="zh_TW"/>
+        </w:rPr>
+        <w:t>但3:1–30，</w:t>
+      </w:r>
+      <w:r>
+        <w:rPr>
+          <w:lang w:val="zh_TW" w:bidi="zh_TW"/>
+        </w:rPr>
+        <w:t>6:1–28</w:t>
+      </w:r>
       <w:r>
         <w:rPr>
           <w:lang w:val="zh_TW" w:bidi="zh_TW"/>
         </w:rPr>
         <w:t>；</w:t>
       </w:r>
-      <w:hyperlink r:id="rId41">
-        <w:r>
-          <w:rPr>
-            <w:lang w:val="zh_TW" w:bidi="zh_TW"/>
-          </w:rPr>
-          <w:rPr>
-            <w:color w:val="0000EE"/>
-            <w:u w:val="single"/>
-          </w:rPr>
-          <w:t>約8:29</w:t>
-        </w:r>
-      </w:hyperlink>
+      <w:r>
+        <w:rPr>
+          <w:lang w:val="zh_TW" w:bidi="zh_TW"/>
+        </w:rPr>
+        <w:t>約8:29</w:t>
+      </w:r>
       <w:r>
         <w:rPr>
           <w:lang w:val="zh_TW" w:bidi="zh_TW"/>
         </w:rPr>
         <w:t>；</w:t>
       </w:r>
-      <w:hyperlink r:id="rId42">
-        <w:r>
-          <w:rPr>
-            <w:lang w:val="zh_TW" w:bidi="zh_TW"/>
-          </w:rPr>
-          <w:rPr>
-            <w:color w:val="0000EE"/>
-            <w:u w:val="single"/>
-          </w:rPr>
-          <w:t>腓2:6–11</w:t>
-        </w:r>
-      </w:hyperlink>
+      <w:r>
+        <w:rPr>
+          <w:lang w:val="zh_TW" w:bidi="zh_TW"/>
+        </w:rPr>
+        <w:t>腓2:6–11</w:t>
+      </w:r>
       <w:r>
         <w:rPr>
           <w:lang w:val="zh_TW" w:bidi="zh_TW"/>
         </w:rPr>
         <w:t>；</w:t>
       </w:r>
-      <w:hyperlink r:id="rId43">
-        <w:r>
-          <w:rPr>
-            <w:lang w:val="zh_TW" w:bidi="zh_TW"/>
-          </w:rPr>
-          <w:rPr>
-            <w:color w:val="0000EE"/>
-            <w:u w:val="single"/>
-          </w:rPr>
-          <w:t>來5:7–10</w:t>
-        </w:r>
-      </w:hyperlink>
+      <w:r>
+        <w:rPr>
+          <w:lang w:val="zh_TW" w:bidi="zh_TW"/>
+        </w:rPr>
+        <w:t>來5:7–10</w:t>
+      </w:r>
       <w:r>
         <w:rPr>
           <w:lang w:val="zh_TW" w:bidi="zh_TW"/>
         </w:rPr>
         <w:t>；</w:t>
       </w:r>
-      <w:hyperlink r:id="rId44">
-        <w:r>
-          <w:rPr>
-            <w:lang w:val="zh_TW" w:bidi="zh_TW"/>
-          </w:rPr>
-          <w:rPr>
-            <w:color w:val="0000EE"/>
-            <w:u w:val="single"/>
-          </w:rPr>
-          <w:t>彼前2:13–3:7</w:t>
-        </w:r>
-      </w:hyperlink>
+      <w:r>
+        <w:rPr>
+          <w:lang w:val="zh_TW" w:bidi="zh_TW"/>
+        </w:rPr>
+        <w:t>彼前2:13–3:7</w:t>
+      </w:r>
       <w:r>
         <w:rPr>
           <w:lang w:val="zh_TW" w:bidi="zh_TW"/>
@@ -976,54 +760,36 @@
         </w:rPr>
         <w:t>在神完成創造的工作後，神說祂所造的一切都「甚好」（</w:t>
       </w:r>
-      <w:hyperlink r:id="rId45">
-        <w:r>
-          <w:rPr>
-            <w:lang w:val="zh_TW" w:bidi="zh_TW"/>
-          </w:rPr>
-          <w:rPr>
-            <w:color w:val="0000EE"/>
-            <w:u w:val="single"/>
-          </w:rPr>
-          <w:t>創1:31</w:t>
-        </w:r>
-      </w:hyperlink>
+      <w:r>
+        <w:rPr>
+          <w:lang w:val="zh_TW" w:bidi="zh_TW"/>
+        </w:rPr>
+        <w:t>創1:31</w:t>
+      </w:r>
       <w:r>
         <w:rPr>
           <w:lang w:val="zh_TW" w:bidi="zh_TW"/>
         </w:rPr>
         <w:t>）。聖經中經常提及神所創造之物的美麗與奇妙，特別是在詩篇中（例如，</w:t>
       </w:r>
-      <w:hyperlink r:id="rId46">
-        <w:r>
-          <w:rPr>
-            <w:lang w:val="zh_TW" w:bidi="zh_TW"/>
-          </w:rPr>
-          <w:rPr>
-            <w:color w:val="0000EE"/>
-            <w:u w:val="single"/>
-          </w:rPr>
-          <w:t>詩8:3–4</w:t>
-        </w:r>
-      </w:hyperlink>
+      <w:r>
+        <w:rPr>
+          <w:lang w:val="zh_TW" w:bidi="zh_TW"/>
+        </w:rPr>
+        <w:t>詩8:3–4</w:t>
+      </w:r>
       <w:r>
         <w:rPr>
           <w:lang w:val="zh_TW" w:bidi="zh_TW"/>
         </w:rPr>
         <w:t>，</w:t>
       </w:r>
-      <w:hyperlink r:id="rId47">
-        <w:r>
-          <w:rPr>
-            <w:lang w:val="zh_TW" w:bidi="zh_TW"/>
-          </w:rPr>
-          <w:rPr>
-            <w:color w:val="0000EE"/>
-            <w:u w:val="single"/>
-          </w:rPr>
-          <w:t>詩104:1–35</w:t>
-        </w:r>
-      </w:hyperlink>
+      <w:r>
+        <w:rPr>
+          <w:lang w:val="zh_TW" w:bidi="zh_TW"/>
+        </w:rPr>
+        <w:t>詩104:1–35</w:t>
+      </w:r>
       <w:r>
         <w:rPr>
           <w:lang w:val="zh_TW" w:bidi="zh_TW"/>
@@ -1044,54 +810,30 @@
         </w:rPr>
         <w:t>在雅歌中，大自然與來自大自然的意象佔有重要地位。書中男女常在鄉間表達彼此的愛意（</w:t>
       </w:r>
-      <w:hyperlink r:id="rId48">
-        <w:r>
-          <w:rPr>
-            <w:lang w:val="zh_TW" w:bidi="zh_TW"/>
-          </w:rPr>
-          <w:rPr>
-            <w:color w:val="0000EE"/>
-            <w:u w:val="single"/>
-          </w:rPr>
-          <w:t>歌2:8–17，</w:t>
-        </w:r>
-      </w:hyperlink>
-      <w:hyperlink r:id="rId49">
-        <w:r>
-          <w:rPr>
-            <w:lang w:val="zh_TW" w:bidi="zh_TW"/>
-          </w:rPr>
-          <w:rPr>
-            <w:color w:val="0000EE"/>
-            <w:u w:val="single"/>
-          </w:rPr>
-          <w:t>4:12–5:1，</w:t>
-        </w:r>
-      </w:hyperlink>
-      <w:hyperlink r:id="rId50">
-        <w:r>
-          <w:rPr>
-            <w:lang w:val="zh_TW" w:bidi="zh_TW"/>
-          </w:rPr>
-          <w:rPr>
-            <w:color w:val="0000EE"/>
-            <w:u w:val="single"/>
-          </w:rPr>
-          <w:t>6:2–3、</w:t>
-        </w:r>
-      </w:hyperlink>
-      <w:hyperlink r:id="rId51">
-        <w:r>
-          <w:rPr>
-            <w:lang w:val="zh_TW" w:bidi="zh_TW"/>
-          </w:rPr>
-          <w:rPr>
-            <w:color w:val="0000EE"/>
-            <w:u w:val="single"/>
-          </w:rPr>
-          <w:t>11–12</w:t>
-        </w:r>
-      </w:hyperlink>
+      <w:r>
+        <w:rPr>
+          <w:lang w:val="zh_TW" w:bidi="zh_TW"/>
+        </w:rPr>
+        <w:t>歌2:8–17，</w:t>
+      </w:r>
+      <w:r>
+        <w:rPr>
+          <w:lang w:val="zh_TW" w:bidi="zh_TW"/>
+        </w:rPr>
+        <w:t>4:12–5:1，</w:t>
+      </w:r>
+      <w:r>
+        <w:rPr>
+          <w:lang w:val="zh_TW" w:bidi="zh_TW"/>
+        </w:rPr>
+        <w:t>6:2–3、</w:t>
+      </w:r>
+      <w:r>
+        <w:rPr>
+          <w:lang w:val="zh_TW" w:bidi="zh_TW"/>
+        </w:rPr>
+        <w:t>11–12</w:t>
+      </w:r>
       <w:r>
         <w:rPr>
           <w:lang w:val="zh_TW" w:bidi="zh_TW"/>
@@ -1126,36 +868,24 @@
         </w:rPr>
         <w:t>大自然引人歸向造物主，見證祂的大能、良善、公義與慈愛（見</w:t>
       </w:r>
-      <w:hyperlink r:id="rId52">
-        <w:r>
-          <w:rPr>
-            <w:lang w:val="zh_TW" w:bidi="zh_TW"/>
-          </w:rPr>
-          <w:rPr>
-            <w:color w:val="0000EE"/>
-            <w:u w:val="single"/>
-          </w:rPr>
-          <w:t>詩19:1–4</w:t>
-        </w:r>
-      </w:hyperlink>
+      <w:r>
+        <w:rPr>
+          <w:lang w:val="zh_TW" w:bidi="zh_TW"/>
+        </w:rPr>
+        <w:t>詩19:1–4</w:t>
+      </w:r>
       <w:r>
         <w:rPr>
           <w:lang w:val="zh_TW" w:bidi="zh_TW"/>
         </w:rPr>
         <w:t>；</w:t>
       </w:r>
-      <w:hyperlink r:id="rId53">
-        <w:r>
-          <w:rPr>
-            <w:lang w:val="zh_TW" w:bidi="zh_TW"/>
-          </w:rPr>
-          <w:rPr>
-            <w:color w:val="0000EE"/>
-            <w:u w:val="single"/>
-          </w:rPr>
-          <w:t>羅1:18–20</w:t>
-        </w:r>
-      </w:hyperlink>
+      <w:r>
+        <w:rPr>
+          <w:lang w:val="zh_TW" w:bidi="zh_TW"/>
+        </w:rPr>
+        <w:t>羅1:18–20</w:t>
+      </w:r>
       <w:r>
         <w:rPr>
           <w:lang w:val="zh_TW" w:bidi="zh_TW"/>
@@ -1185,180 +915,120 @@
           <w:lang w:val="zh_TW" w:bidi="zh_TW"/>
         </w:rPr>
       </w:r>
-      <w:hyperlink r:id="rId54">
-        <w:r>
-          <w:rPr>
-            <w:lang w:val="zh_TW" w:bidi="zh_TW"/>
-          </w:rPr>
-          <w:rPr>
-            <w:color w:val="0000EE"/>
-            <w:u w:val="single"/>
-          </w:rPr>
-          <w:t>創2:1–9</w:t>
-        </w:r>
-      </w:hyperlink>
+      <w:r>
+        <w:rPr>
+          <w:lang w:val="zh_TW" w:bidi="zh_TW"/>
+        </w:rPr>
+        <w:t>創2:1–9</w:t>
+      </w:r>
       <w:r>
         <w:rPr>
           <w:lang w:val="zh_TW" w:bidi="zh_TW"/>
         </w:rPr>
         <w:t>；</w:t>
       </w:r>
-      <w:hyperlink r:id="rId55">
-        <w:r>
-          <w:rPr>
-            <w:lang w:val="zh_TW" w:bidi="zh_TW"/>
-          </w:rPr>
-          <w:rPr>
-            <w:color w:val="0000EE"/>
-            <w:u w:val="single"/>
-          </w:rPr>
-          <w:t>詩8:3–8</w:t>
-        </w:r>
-      </w:hyperlink>
+      <w:r>
+        <w:rPr>
+          <w:lang w:val="zh_TW" w:bidi="zh_TW"/>
+        </w:rPr>
+        <w:t>詩8:3–8</w:t>
+      </w:r>
       <w:r>
         <w:rPr>
           <w:lang w:val="zh_TW" w:bidi="zh_TW"/>
         </w:rPr>
         <w:t>，</w:t>
       </w:r>
-      <w:hyperlink r:id="rId56">
-        <w:r>
-          <w:rPr>
-            <w:lang w:val="zh_TW" w:bidi="zh_TW"/>
-          </w:rPr>
-          <w:rPr>
-            <w:color w:val="0000EE"/>
-            <w:u w:val="single"/>
-          </w:rPr>
-          <w:t>19:1–6</w:t>
-        </w:r>
-      </w:hyperlink>
+      <w:r>
+        <w:rPr>
+          <w:lang w:val="zh_TW" w:bidi="zh_TW"/>
+        </w:rPr>
+        <w:t>19:1–6</w:t>
+      </w:r>
       <w:r>
         <w:rPr>
           <w:lang w:val="zh_TW" w:bidi="zh_TW"/>
         </w:rPr>
         <w:t>，</w:t>
       </w:r>
-      <w:hyperlink r:id="rId57">
-        <w:r>
-          <w:rPr>
-            <w:lang w:val="zh_TW" w:bidi="zh_TW"/>
-          </w:rPr>
-          <w:rPr>
-            <w:color w:val="0000EE"/>
-            <w:u w:val="single"/>
-          </w:rPr>
-          <w:t>96:5–6</w:t>
-        </w:r>
-      </w:hyperlink>
+      <w:r>
+        <w:rPr>
+          <w:lang w:val="zh_TW" w:bidi="zh_TW"/>
+        </w:rPr>
+        <w:t>96:5–6</w:t>
+      </w:r>
       <w:r>
         <w:rPr>
           <w:lang w:val="zh_TW" w:bidi="zh_TW"/>
         </w:rPr>
         <w:t>；</w:t>
       </w:r>
-      <w:hyperlink r:id="rId48">
-        <w:r>
-          <w:rPr>
-            <w:lang w:val="zh_TW" w:bidi="zh_TW"/>
-          </w:rPr>
-          <w:rPr>
-            <w:color w:val="0000EE"/>
-            <w:u w:val="single"/>
-          </w:rPr>
-          <w:t>歌2:8–17</w:t>
-        </w:r>
-      </w:hyperlink>
+      <w:r>
+        <w:rPr>
+          <w:lang w:val="zh_TW" w:bidi="zh_TW"/>
+        </w:rPr>
+        <w:t>歌2:8–17</w:t>
+      </w:r>
       <w:r>
         <w:rPr>
           <w:lang w:val="zh_TW" w:bidi="zh_TW"/>
         </w:rPr>
         <w:t>，</w:t>
       </w:r>
-      <w:hyperlink r:id="rId49">
-        <w:r>
-          <w:rPr>
-            <w:lang w:val="zh_TW" w:bidi="zh_TW"/>
-          </w:rPr>
-          <w:rPr>
-            <w:color w:val="0000EE"/>
-            <w:u w:val="single"/>
-          </w:rPr>
-          <w:t>4:12–5:1</w:t>
-        </w:r>
-      </w:hyperlink>
+      <w:r>
+        <w:rPr>
+          <w:lang w:val="zh_TW" w:bidi="zh_TW"/>
+        </w:rPr>
+        <w:t>4:12–5:1</w:t>
+      </w:r>
       <w:r>
         <w:rPr>
           <w:lang w:val="zh_TW" w:bidi="zh_TW"/>
         </w:rPr>
         <w:t>，</w:t>
       </w:r>
-      <w:hyperlink r:id="rId50">
-        <w:r>
-          <w:rPr>
-            <w:lang w:val="zh_TW" w:bidi="zh_TW"/>
-          </w:rPr>
-          <w:rPr>
-            <w:color w:val="0000EE"/>
-            <w:u w:val="single"/>
-          </w:rPr>
-          <w:t>6:2–3</w:t>
-        </w:r>
-      </w:hyperlink>
+      <w:r>
+        <w:rPr>
+          <w:lang w:val="zh_TW" w:bidi="zh_TW"/>
+        </w:rPr>
+        <w:t>6:2–3</w:t>
+      </w:r>
       <w:r>
         <w:rPr>
           <w:lang w:val="zh_TW" w:bidi="zh_TW"/>
         </w:rPr>
         <w:t>、</w:t>
       </w:r>
-      <w:hyperlink r:id="rId51">
-        <w:r>
-          <w:rPr>
-            <w:lang w:val="zh_TW" w:bidi="zh_TW"/>
-          </w:rPr>
-          <w:rPr>
-            <w:color w:val="0000EE"/>
-            <w:u w:val="single"/>
-          </w:rPr>
-          <w:t>11–12</w:t>
-        </w:r>
-      </w:hyperlink>
+      <w:r>
+        <w:rPr>
+          <w:lang w:val="zh_TW" w:bidi="zh_TW"/>
+        </w:rPr>
+        <w:t>11–12</w:t>
+      </w:r>
       <w:r>
         <w:rPr>
           <w:lang w:val="zh_TW" w:bidi="zh_TW"/>
         </w:rPr>
         <w:t>，</w:t>
       </w:r>
-      <w:hyperlink r:id="rId58">
-        <w:r>
-          <w:rPr>
-            <w:lang w:val="zh_TW" w:bidi="zh_TW"/>
-          </w:rPr>
-          <w:rPr>
-            <w:color w:val="0000EE"/>
-            <w:u w:val="single"/>
-          </w:rPr>
-          <w:t>7:10–13</w:t>
-        </w:r>
-      </w:hyperlink>
+      <w:r>
+        <w:rPr>
+          <w:lang w:val="zh_TW" w:bidi="zh_TW"/>
+        </w:rPr>
+        <w:t>7:10–13</w:t>
+      </w:r>
       <w:r>
         <w:rPr>
           <w:lang w:val="zh_TW" w:bidi="zh_TW"/>
         </w:rPr>
         <w:t>；</w:t>
       </w:r>
-      <w:hyperlink r:id="rId59">
-        <w:r>
-          <w:rPr>
-            <w:lang w:val="zh_TW" w:bidi="zh_TW"/>
-          </w:rPr>
-          <w:rPr>
-            <w:color w:val="0000EE"/>
-            <w:u w:val="single"/>
-          </w:rPr>
-          <w:t>太6:26–30</w:t>
-        </w:r>
-      </w:hyperlink>
+      <w:r>
+        <w:rPr>
+          <w:lang w:val="zh_TW" w:bidi="zh_TW"/>
+        </w:rPr>
+        <w:t>太6:26–30</w:t>
+      </w:r>
       <w:r>
         <w:rPr>
           <w:lang w:val="zh_TW" w:bidi="zh_TW"/>
